--- a/valencia/UD04/UD04 - Implantació d'un ERP en la empresa.docx
+++ b/valencia/UD04/UD04 - Implantació d'un ERP en la empresa.docx
@@ -74,7 +74,7 @@
           <wp:inline distB="114300" distT="114300" distL="114300" distR="114300">
             <wp:extent cx="447675" cy="57150"/>
             <wp:effectExtent b="0" l="0" r="0" t="0"/>
-            <wp:docPr descr="short line" id="26" name="image28.png"/>
+            <wp:docPr descr="short line" id="27" name="image28.png"/>
             <a:graphic>
               <a:graphicData uri="http://schemas.openxmlformats.org/drawingml/2006/picture">
                 <pic:pic>
@@ -186,111 +186,7 @@
           <w:szCs w:val="32"/>
           <w:rtl w:val="0"/>
         </w:rPr>
-        <w:t xml:space="preserve">Actualitzat Octubre 2024</w:t>
-      </w:r>
-      <w:r>
-        <w:rPr>
-          <w:rtl w:val="0"/>
-        </w:rPr>
-      </w:r>
-    </w:p>
-    <w:p>
-      <w:pPr>
-        <w:pageBreakBefore w:val="0"/>
-        <w:widowControl w:val="1"/>
-        <w:spacing w:after="0" w:before="0" w:line="312" w:lineRule="auto"/>
-        <w:ind w:left="-6.666666666666762" w:firstLine="0"/>
-        <w:jc w:val="left"/>
-        <w:rPr>
-          <w:rFonts w:ascii="Lato" w:cs="Lato" w:eastAsia="Lato" w:hAnsi="Lato"/>
-          <w:color w:val="595959"/>
-        </w:rPr>
-      </w:pPr>
-      <w:r>
-        <w:rPr>
-          <w:rtl w:val="0"/>
-        </w:rPr>
-      </w:r>
-    </w:p>
-    <w:p>
-      <w:pPr>
-        <w:pageBreakBefore w:val="0"/>
-        <w:widowControl w:val="1"/>
-        <w:spacing w:after="0" w:before="0" w:line="312" w:lineRule="auto"/>
-        <w:ind w:left="-6.666666666666762" w:firstLine="0"/>
-        <w:jc w:val="left"/>
-        <w:rPr>
-          <w:rFonts w:ascii="Lato" w:cs="Lato" w:eastAsia="Lato" w:hAnsi="Lato"/>
-          <w:color w:val="595959"/>
-        </w:rPr>
-      </w:pPr>
-      <w:r>
-        <w:rPr>
-          <w:rtl w:val="0"/>
-        </w:rPr>
-      </w:r>
-    </w:p>
-    <w:p>
-      <w:pPr>
-        <w:pageBreakBefore w:val="0"/>
-        <w:ind w:firstLine="113"/>
-        <w:rPr>
-          <w:color w:val="336633"/>
-          <w:sz w:val="28"/>
-          <w:szCs w:val="28"/>
-        </w:rPr>
-      </w:pPr>
-      <w:r>
-        <w:rPr>
-          <w:color w:val="336633"/>
-          <w:sz w:val="28"/>
-          <w:szCs w:val="28"/>
-          <w:rtl w:val="0"/>
-        </w:rPr>
-        <w:t xml:space="preserve">Llicència</w:t>
-      </w:r>
-    </w:p>
-    <w:p>
-      <w:pPr>
-        <w:pageBreakBefore w:val="0"/>
-        <w:ind w:left="395" w:right="404" w:firstLine="0"/>
-        <w:rPr>
-          <w:rFonts w:ascii="Verdana" w:cs="Verdana" w:eastAsia="Verdana" w:hAnsi="Verdana"/>
-          <w:b w:val="1"/>
-          <w:sz w:val="20"/>
-          <w:szCs w:val="20"/>
-        </w:rPr>
-      </w:pPr>
-      <w:r>
-        <w:rPr>
-          <w:rtl w:val="0"/>
-        </w:rPr>
-      </w:r>
-    </w:p>
-    <w:p>
-      <w:pPr>
-        <w:pageBreakBefore w:val="0"/>
-        <w:ind w:left="395" w:right="404" w:firstLine="0"/>
-        <w:rPr/>
-      </w:pPr>
-      <w:r>
-        <w:rPr>
-          <w:rFonts w:ascii="Verdana" w:cs="Verdana" w:eastAsia="Verdana" w:hAnsi="Verdana"/>
-          <w:b w:val="1"/>
-          <w:sz w:val="20"/>
-          <w:szCs w:val="20"/>
-          <w:rtl w:val="0"/>
-        </w:rPr>
-        <w:t xml:space="preserve">Reconeixement - No comercial - CompartirIgual </w:t>
-      </w:r>
-      <w:r>
-        <w:rPr>
-          <w:rFonts w:ascii="Verdana" w:cs="Verdana" w:eastAsia="Verdana" w:hAnsi="Verdana"/>
-          <w:sz w:val="20"/>
-          <w:szCs w:val="20"/>
-          <w:rtl w:val="0"/>
-        </w:rPr>
-        <w:t xml:space="preserve">(BY-NC-SA): No es permet un ús comercial de l'obra original ni de les possibles obres derivades, la distribució de les quals s'ha de fer amb una llicència igual a la que regula l'obra original.</w:t>
+        <w:t xml:space="preserve">Actualitzat Setembre 2025 </w:t>
       </w:r>
       <w:r>
         <w:rPr>
@@ -302,20 +198,20 @@
           <wp:anchor allowOverlap="1" behindDoc="0" distB="57150" distT="57150" distL="57150" distR="57150" hidden="0" layoutInCell="1" locked="0" relativeHeight="0" simplePos="0">
             <wp:simplePos x="0" y="0"/>
             <wp:positionH relativeFrom="column">
-              <wp:posOffset>257175</wp:posOffset>
+              <wp:posOffset>2494355</wp:posOffset>
             </wp:positionH>
             <wp:positionV relativeFrom="paragraph">
-              <wp:posOffset>152400</wp:posOffset>
+              <wp:posOffset>135382</wp:posOffset>
             </wp:positionV>
             <wp:extent cx="765353" cy="265748"/>
             <wp:effectExtent b="0" l="0" r="0" t="0"/>
             <wp:wrapSquare wrapText="bothSides" distB="57150" distT="57150" distL="57150" distR="57150"/>
-            <wp:docPr id="14" name="image24.png"/>
+            <wp:docPr id="19" name="image10.png"/>
             <a:graphic>
               <a:graphicData uri="http://schemas.openxmlformats.org/drawingml/2006/picture">
                 <pic:pic>
                   <pic:nvPicPr>
-                    <pic:cNvPr id="0" name="image24.png"/>
+                    <pic:cNvPr id="0" name="image10.png"/>
                     <pic:cNvPicPr preferRelativeResize="0"/>
                   </pic:nvPicPr>
                   <pic:blipFill>
@@ -342,6 +238,152 @@
     </w:p>
     <w:p>
       <w:pPr>
+        <w:pageBreakBefore w:val="0"/>
+        <w:widowControl w:val="1"/>
+        <w:spacing w:after="0" w:before="0" w:line="312" w:lineRule="auto"/>
+        <w:ind w:left="-6.666666666666762" w:firstLine="0"/>
+        <w:jc w:val="left"/>
+        <w:rPr>
+          <w:rFonts w:ascii="Lato" w:cs="Lato" w:eastAsia="Lato" w:hAnsi="Lato"/>
+          <w:color w:val="595959"/>
+        </w:rPr>
+      </w:pPr>
+      <w:r>
+        <w:rPr>
+          <w:rtl w:val="0"/>
+        </w:rPr>
+      </w:r>
+    </w:p>
+    <w:p>
+      <w:pPr>
+        <w:pageBreakBefore w:val="0"/>
+        <w:widowControl w:val="1"/>
+        <w:spacing w:after="0" w:before="0" w:line="312" w:lineRule="auto"/>
+        <w:ind w:left="-6.666666666666762" w:firstLine="0"/>
+        <w:jc w:val="left"/>
+        <w:rPr>
+          <w:rFonts w:ascii="Lato" w:cs="Lato" w:eastAsia="Lato" w:hAnsi="Lato"/>
+          <w:color w:val="595959"/>
+        </w:rPr>
+      </w:pPr>
+      <w:r>
+        <w:rPr>
+          <w:rtl w:val="0"/>
+        </w:rPr>
+      </w:r>
+    </w:p>
+    <w:p>
+      <w:pPr>
+        <w:pageBreakBefore w:val="0"/>
+        <w:ind w:firstLine="113"/>
+        <w:rPr>
+          <w:color w:val="336633"/>
+          <w:sz w:val="28"/>
+          <w:szCs w:val="28"/>
+        </w:rPr>
+      </w:pPr>
+      <w:r>
+        <w:rPr>
+          <w:color w:val="336633"/>
+          <w:sz w:val="28"/>
+          <w:szCs w:val="28"/>
+          <w:rtl w:val="0"/>
+        </w:rPr>
+        <w:t xml:space="preserve">Llicència</w:t>
+      </w:r>
+    </w:p>
+    <w:p>
+      <w:pPr>
+        <w:pageBreakBefore w:val="0"/>
+        <w:ind w:left="395" w:right="404" w:firstLine="0"/>
+        <w:rPr>
+          <w:rFonts w:ascii="Verdana" w:cs="Verdana" w:eastAsia="Verdana" w:hAnsi="Verdana"/>
+          <w:b w:val="1"/>
+          <w:sz w:val="20"/>
+          <w:szCs w:val="20"/>
+        </w:rPr>
+      </w:pPr>
+      <w:r>
+        <w:rPr>
+          <w:rtl w:val="0"/>
+        </w:rPr>
+      </w:r>
+    </w:p>
+    <w:p>
+      <w:pPr>
+        <w:pageBreakBefore w:val="0"/>
+        <w:ind w:left="395" w:right="404" w:firstLine="0"/>
+        <w:rPr/>
+      </w:pPr>
+      <w:r>
+        <w:rPr>
+          <w:rFonts w:ascii="Verdana" w:cs="Verdana" w:eastAsia="Verdana" w:hAnsi="Verdana"/>
+          <w:b w:val="1"/>
+          <w:sz w:val="20"/>
+          <w:szCs w:val="20"/>
+          <w:rtl w:val="0"/>
+        </w:rPr>
+        <w:t xml:space="preserve">Reconeixement - No comercial - CompartirIgual </w:t>
+      </w:r>
+      <w:r>
+        <w:rPr>
+          <w:rFonts w:ascii="Verdana" w:cs="Verdana" w:eastAsia="Verdana" w:hAnsi="Verdana"/>
+          <w:sz w:val="20"/>
+          <w:szCs w:val="20"/>
+          <w:rtl w:val="0"/>
+        </w:rPr>
+        <w:t xml:space="preserve">(BY-NC-SA): No es permet un ús comercial de l'obra original ni de les possibles obres derivades, la distribució de les quals s'ha de fer amb una llicència igual a la que regula l'obra original.</w:t>
+      </w:r>
+      <w:r>
+        <w:rPr>
+          <w:rtl w:val="0"/>
+        </w:rPr>
+      </w:r>
+      <w:r>
+        <w:drawing>
+          <wp:anchor allowOverlap="1" behindDoc="0" distB="57150" distT="57150" distL="57150" distR="57150" hidden="0" layoutInCell="1" locked="0" relativeHeight="0" simplePos="0">
+            <wp:simplePos x="0" y="0"/>
+            <wp:positionH relativeFrom="column">
+              <wp:posOffset>257175</wp:posOffset>
+            </wp:positionH>
+            <wp:positionV relativeFrom="paragraph">
+              <wp:posOffset>152400</wp:posOffset>
+            </wp:positionV>
+            <wp:extent cx="765353" cy="265748"/>
+            <wp:effectExtent b="0" l="0" r="0" t="0"/>
+            <wp:wrapSquare wrapText="bothSides" distB="57150" distT="57150" distL="57150" distR="57150"/>
+            <wp:docPr id="14" name="image10.png"/>
+            <a:graphic>
+              <a:graphicData uri="http://schemas.openxmlformats.org/drawingml/2006/picture">
+                <pic:pic>
+                  <pic:nvPicPr>
+                    <pic:cNvPr id="0" name="image10.png"/>
+                    <pic:cNvPicPr preferRelativeResize="0"/>
+                  </pic:nvPicPr>
+                  <pic:blipFill>
+                    <a:blip r:embed="rId7"/>
+                    <a:srcRect b="0" l="0" r="0" t="0"/>
+                    <a:stretch>
+                      <a:fillRect/>
+                    </a:stretch>
+                  </pic:blipFill>
+                  <pic:spPr>
+                    <a:xfrm>
+                      <a:off x="0" y="0"/>
+                      <a:ext cx="765353" cy="265748"/>
+                    </a:xfrm>
+                    <a:prstGeom prst="rect"/>
+                    <a:ln/>
+                  </pic:spPr>
+                </pic:pic>
+              </a:graphicData>
+            </a:graphic>
+          </wp:anchor>
+        </w:drawing>
+      </w:r>
+    </w:p>
+    <w:p>
+      <w:pPr>
         <w:keepNext w:val="0"/>
         <w:keepLines w:val="0"/>
         <w:pageBreakBefore w:val="0"/>
@@ -723,6 +765,7 @@
     </w:p>
     <w:sdt>
       <w:sdtPr>
+        <w:id w:val="424027328"/>
         <w:docPartObj>
           <w:docPartGallery w:val="Table of Contents"/>
           <w:docPartUnique w:val="1"/>
@@ -1604,7 +1647,7 @@
         <w:pageBreakBefore w:val="0"/>
         <w:numPr>
           <w:ilvl w:val="0"/>
-          <w:numId w:val="7"/>
+          <w:numId w:val="4"/>
         </w:numPr>
         <w:ind w:left="432"/>
       </w:pPr>
@@ -1631,7 +1674,7 @@
         <w:rPr>
           <w:rtl w:val="0"/>
         </w:rPr>
-        <w:t xml:space="preserve">En aquesta unitat mostrarem com implantar un sistema Odoo 17 en una empresa. Per a això ens valdrem d'un exemple d'implantació d'un sistema ERP en una taverna. Partirem del context en què tenim un sistema Odoo amb la instal·lació bàsica proposada en la unitat 3.</w:t>
+        <w:t xml:space="preserve">En aquesta unitat mostrarem com implantar un sistema Odoo 18 en una empresa. Per a això ens valdrem d'un exemple d'implantació d'un sistema ERP en una taverna. Partirem del context en què tenim un sistema Odoo amb la instal·lació bàsica proposada en la unitat 3.</w:t>
       </w:r>
     </w:p>
     <w:p>
@@ -1690,7 +1733,7 @@
         <w:rPr>
           <w:rtl w:val="0"/>
         </w:rPr>
-        <w:t xml:space="preserve"> aquesta unitat no és un exemple "pas a pas" de com realitzar totes les accions, sinó un esbós de quina configuració i mòduls poden utilitzar-se per implantar Odoo 17 Per a alguns detalls haureu de recolzar-vos en la documentació d'usuari.</w:t>
+        <w:t xml:space="preserve"> aquesta unitat no és un exemple "pas a pas" de com realitzar totes les accions, sinó un esbós de quina configuració i mòduls poden utilitzar-se per implantar Odoo 18 Per a alguns detalls haureu de recolzar-vos en la documentació d'usuari.</w:t>
       </w:r>
       <w:r>
         <w:rPr>
@@ -1723,7 +1766,7 @@
           <w:u w:val="single"/>
           <w:rtl w:val="0"/>
         </w:rPr>
-        <w:t xml:space="preserve">Documentació d'usuari d’Odoo 17:</w:t>
+        <w:t xml:space="preserve">Documentació d'usuari d’Odoo 18:</w:t>
       </w:r>
       <w:r>
         <w:rPr>
@@ -1745,7 +1788,7 @@
             <w:u w:val="single"/>
             <w:rtl w:val="0"/>
           </w:rPr>
-          <w:t xml:space="preserve">https://www.odoo.com/documentation/17.0/</w:t>
+          <w:t xml:space="preserve">https://www.odoo.com/documentation/18.0/</w:t>
         </w:r>
       </w:hyperlink>
       <w:r>
@@ -1760,7 +1803,7 @@
         <w:pageBreakBefore w:val="0"/>
         <w:numPr>
           <w:ilvl w:val="1"/>
-          <w:numId w:val="8"/>
+          <w:numId w:val="5"/>
         </w:numPr>
         <w:ind w:left="570"/>
         <w:rPr>
@@ -1831,7 +1874,7 @@
         <w:rPr>
           <w:rtl w:val="0"/>
         </w:rPr>
-        <w:t xml:space="preserve">Aquest problema el va fer reflexionar a Moe i l'ha impulsat a plantejar modernitzar el seu negoci. Després de plantejar diverses opcions, Moe (que és conegut per la seua gasiveria) ha decidit utilitzar Odoo 17 Community Edition, especialment per ser lliure i gratuït.</w:t>
+        <w:t xml:space="preserve">Aquest problema el va fer reflexionar a Moe i l'ha impulsat a plantejar modernitzar el seu negoci. Després de plantejar diverses opcions, Moe (que és conegut per la seua gasiveria) ha decidit utilitzar Odoo 18 Community Edition, especialment per ser lliure i gratuït.</w:t>
       </w:r>
     </w:p>
     <w:p>
@@ -1851,7 +1894,7 @@
         <w:pageBreakBefore w:val="0"/>
         <w:numPr>
           <w:ilvl w:val="0"/>
-          <w:numId w:val="7"/>
+          <w:numId w:val="4"/>
         </w:numPr>
         <w:ind w:left="432"/>
         <w:rPr>
@@ -2049,12 +2092,12 @@
           <wp:inline distB="114300" distT="114300" distL="114300" distR="114300">
             <wp:extent cx="5131118" cy="1231468"/>
             <wp:effectExtent b="0" l="0" r="0" t="0"/>
-            <wp:docPr id="18" name="image13.png"/>
+            <wp:docPr id="18" name="image14.png"/>
             <a:graphic>
               <a:graphicData uri="http://schemas.openxmlformats.org/drawingml/2006/picture">
                 <pic:pic>
                   <pic:nvPicPr>
-                    <pic:cNvPr id="0" name="image13.png"/>
+                    <pic:cNvPr id="0" name="image14.png"/>
                     <pic:cNvPicPr preferRelativeResize="0"/>
                   </pic:nvPicPr>
                   <pic:blipFill>
@@ -2101,7 +2144,7 @@
         <w:pageBreakBefore w:val="0"/>
         <w:numPr>
           <w:ilvl w:val="1"/>
-          <w:numId w:val="7"/>
+          <w:numId w:val="4"/>
         </w:numPr>
         <w:rPr>
           <w:u w:val="none"/>
@@ -2166,12 +2209,12 @@
           <wp:inline distB="114300" distT="114300" distL="114300" distR="114300">
             <wp:extent cx="4462500" cy="3060000"/>
             <wp:effectExtent b="0" l="0" r="0" t="0"/>
-            <wp:docPr id="25" name="image23.png"/>
+            <wp:docPr id="26" name="image22.png"/>
             <a:graphic>
               <a:graphicData uri="http://schemas.openxmlformats.org/drawingml/2006/picture">
                 <pic:pic>
                   <pic:nvPicPr>
-                    <pic:cNvPr id="0" name="image23.png"/>
+                    <pic:cNvPr id="0" name="image22.png"/>
                     <pic:cNvPicPr preferRelativeResize="0"/>
                   </pic:nvPicPr>
                   <pic:blipFill>
@@ -2260,12 +2303,12 @@
           <wp:inline distB="114300" distT="114300" distL="114300" distR="114300">
             <wp:extent cx="6192210" cy="2641600"/>
             <wp:effectExtent b="0" l="0" r="0" t="0"/>
-            <wp:docPr id="17" name="image1.png"/>
+            <wp:docPr id="17" name="image16.png"/>
             <a:graphic>
               <a:graphicData uri="http://schemas.openxmlformats.org/drawingml/2006/picture">
                 <pic:pic>
                   <pic:nvPicPr>
-                    <pic:cNvPr id="0" name="image1.png"/>
+                    <pic:cNvPr id="0" name="image16.png"/>
                     <pic:cNvPicPr preferRelativeResize="0"/>
                   </pic:nvPicPr>
                   <pic:blipFill>
@@ -2409,12 +2452,12 @@
           <wp:inline distB="114300" distT="114300" distL="114300" distR="114300">
             <wp:extent cx="6192210" cy="2933700"/>
             <wp:effectExtent b="0" l="0" r="0" t="0"/>
-            <wp:docPr id="5" name="image7.png"/>
+            <wp:docPr id="5" name="image11.png"/>
             <a:graphic>
               <a:graphicData uri="http://schemas.openxmlformats.org/drawingml/2006/picture">
                 <pic:pic>
                   <pic:nvPicPr>
-                    <pic:cNvPr id="0" name="image7.png"/>
+                    <pic:cNvPr id="0" name="image11.png"/>
                     <pic:cNvPicPr preferRelativeResize="0"/>
                   </pic:nvPicPr>
                   <pic:blipFill>
@@ -2462,7 +2505,7 @@
         <w:pageBreakBefore w:val="0"/>
         <w:numPr>
           <w:ilvl w:val="1"/>
-          <w:numId w:val="7"/>
+          <w:numId w:val="4"/>
         </w:numPr>
         <w:rPr>
           <w:color w:val="669966"/>
@@ -2501,12 +2544,12 @@
           <wp:inline distB="114300" distT="114300" distL="114300" distR="114300">
             <wp:extent cx="4240050" cy="838244"/>
             <wp:effectExtent b="0" l="0" r="0" t="0"/>
-            <wp:docPr id="20" name="image8.png"/>
+            <wp:docPr id="21" name="image19.png"/>
             <a:graphic>
               <a:graphicData uri="http://schemas.openxmlformats.org/drawingml/2006/picture">
                 <pic:pic>
                   <pic:nvPicPr>
-                    <pic:cNvPr id="0" name="image8.png"/>
+                    <pic:cNvPr id="0" name="image19.png"/>
                     <pic:cNvPicPr preferRelativeResize="0"/>
                   </pic:nvPicPr>
                   <pic:blipFill>
@@ -2553,7 +2596,7 @@
         <w:pageBreakBefore w:val="0"/>
         <w:numPr>
           <w:ilvl w:val="0"/>
-          <w:numId w:val="10"/>
+          <w:numId w:val="8"/>
         </w:numPr>
         <w:spacing w:after="0" w:afterAutospacing="0"/>
         <w:ind w:left="720" w:hanging="360"/>
@@ -2573,7 +2616,7 @@
         <w:pageBreakBefore w:val="0"/>
         <w:numPr>
           <w:ilvl w:val="1"/>
-          <w:numId w:val="10"/>
+          <w:numId w:val="8"/>
         </w:numPr>
         <w:spacing w:after="0" w:afterAutospacing="0" w:before="0" w:beforeAutospacing="0"/>
         <w:ind w:left="1440" w:hanging="360"/>
@@ -2593,7 +2636,7 @@
         <w:pageBreakBefore w:val="0"/>
         <w:numPr>
           <w:ilvl w:val="1"/>
-          <w:numId w:val="10"/>
+          <w:numId w:val="8"/>
         </w:numPr>
         <w:spacing w:after="0" w:afterAutospacing="0" w:before="0" w:beforeAutospacing="0"/>
         <w:ind w:left="1440" w:hanging="360"/>
@@ -2613,7 +2656,7 @@
         <w:pageBreakBefore w:val="0"/>
         <w:numPr>
           <w:ilvl w:val="0"/>
-          <w:numId w:val="10"/>
+          <w:numId w:val="8"/>
         </w:numPr>
         <w:spacing w:after="0" w:afterAutospacing="0" w:before="0" w:beforeAutospacing="0"/>
         <w:ind w:left="720" w:hanging="360"/>
@@ -2633,7 +2676,7 @@
         <w:pageBreakBefore w:val="0"/>
         <w:numPr>
           <w:ilvl w:val="1"/>
-          <w:numId w:val="10"/>
+          <w:numId w:val="8"/>
         </w:numPr>
         <w:spacing w:before="0" w:beforeAutospacing="0"/>
         <w:ind w:left="1440" w:hanging="360"/>
@@ -2684,12 +2727,12 @@
           <wp:inline distB="114300" distT="114300" distL="114300" distR="114300">
             <wp:extent cx="6192210" cy="2425700"/>
             <wp:effectExtent b="0" l="0" r="0" t="0"/>
-            <wp:docPr id="23" name="image17.png"/>
+            <wp:docPr id="24" name="image27.png"/>
             <a:graphic>
               <a:graphicData uri="http://schemas.openxmlformats.org/drawingml/2006/picture">
                 <pic:pic>
                   <pic:nvPicPr>
-                    <pic:cNvPr id="0" name="image17.png"/>
+                    <pic:cNvPr id="0" name="image27.png"/>
                     <pic:cNvPicPr preferRelativeResize="0"/>
                   </pic:nvPicPr>
                   <pic:blipFill>
@@ -2809,12 +2852,12 @@
           <wp:inline distB="114300" distT="114300" distL="114300" distR="114300">
             <wp:extent cx="6192210" cy="2654300"/>
             <wp:effectExtent b="0" l="0" r="0" t="0"/>
-            <wp:docPr id="1" name="image6.png"/>
+            <wp:docPr id="1" name="image1.png"/>
             <a:graphic>
               <a:graphicData uri="http://schemas.openxmlformats.org/drawingml/2006/picture">
                 <pic:pic>
                   <pic:nvPicPr>
-                    <pic:cNvPr id="0" name="image6.png"/>
+                    <pic:cNvPr id="0" name="image1.png"/>
                     <pic:cNvPicPr preferRelativeResize="0"/>
                   </pic:nvPicPr>
                   <pic:blipFill>
@@ -2861,7 +2904,7 @@
         <w:pageBreakBefore w:val="0"/>
         <w:numPr>
           <w:ilvl w:val="0"/>
-          <w:numId w:val="7"/>
+          <w:numId w:val="4"/>
         </w:numPr>
         <w:ind w:left="432"/>
         <w:rPr>
@@ -2938,12 +2981,12 @@
           <wp:inline distB="114300" distT="114300" distL="114300" distR="114300">
             <wp:extent cx="6192210" cy="1460500"/>
             <wp:effectExtent b="0" l="0" r="0" t="0"/>
-            <wp:docPr id="15" name="image9.png"/>
+            <wp:docPr id="15" name="image2.png"/>
             <a:graphic>
               <a:graphicData uri="http://schemas.openxmlformats.org/drawingml/2006/picture">
                 <pic:pic>
                   <pic:nvPicPr>
-                    <pic:cNvPr id="0" name="image9.png"/>
+                    <pic:cNvPr id="0" name="image2.png"/>
                     <pic:cNvPicPr preferRelativeResize="0"/>
                   </pic:nvPicPr>
                   <pic:blipFill>
@@ -3009,12 +3052,12 @@
           <wp:inline distB="114300" distT="114300" distL="114300" distR="114300">
             <wp:extent cx="5241600" cy="1523139"/>
             <wp:effectExtent b="0" l="0" r="0" t="0"/>
-            <wp:docPr id="22" name="image27.png"/>
+            <wp:docPr id="23" name="image21.png"/>
             <a:graphic>
               <a:graphicData uri="http://schemas.openxmlformats.org/drawingml/2006/picture">
                 <pic:pic>
                   <pic:nvPicPr>
-                    <pic:cNvPr id="0" name="image27.png"/>
+                    <pic:cNvPr id="0" name="image21.png"/>
                     <pic:cNvPicPr preferRelativeResize="0"/>
                   </pic:nvPicPr>
                   <pic:blipFill>
@@ -3061,7 +3104,7 @@
         <w:pageBreakBefore w:val="0"/>
         <w:numPr>
           <w:ilvl w:val="0"/>
-          <w:numId w:val="3"/>
+          <w:numId w:val="9"/>
         </w:numPr>
         <w:spacing w:after="0" w:afterAutospacing="0"/>
         <w:ind w:left="720" w:hanging="360"/>
@@ -3081,7 +3124,7 @@
         <w:pageBreakBefore w:val="0"/>
         <w:numPr>
           <w:ilvl w:val="0"/>
-          <w:numId w:val="3"/>
+          <w:numId w:val="9"/>
         </w:numPr>
         <w:spacing w:before="0" w:beforeAutospacing="0"/>
         <w:ind w:left="720" w:hanging="360"/>
@@ -3132,12 +3175,12 @@
           <wp:inline distB="114300" distT="114300" distL="114300" distR="114300">
             <wp:extent cx="6192210" cy="1219200"/>
             <wp:effectExtent b="0" l="0" r="0" t="0"/>
-            <wp:docPr id="16" name="image21.png"/>
+            <wp:docPr id="16" name="image15.png"/>
             <a:graphic>
               <a:graphicData uri="http://schemas.openxmlformats.org/drawingml/2006/picture">
                 <pic:pic>
                   <pic:nvPicPr>
-                    <pic:cNvPr id="0" name="image21.png"/>
+                    <pic:cNvPr id="0" name="image15.png"/>
                     <pic:cNvPicPr preferRelativeResize="0"/>
                   </pic:nvPicPr>
                   <pic:blipFill>
@@ -3191,12 +3234,12 @@
           <wp:inline distB="114300" distT="114300" distL="114300" distR="114300">
             <wp:extent cx="6192210" cy="1104900"/>
             <wp:effectExtent b="0" l="0" r="0" t="0"/>
-            <wp:docPr id="27" name="image22.png"/>
+            <wp:docPr id="28" name="image13.png"/>
             <a:graphic>
               <a:graphicData uri="http://schemas.openxmlformats.org/drawingml/2006/picture">
                 <pic:pic>
                   <pic:nvPicPr>
-                    <pic:cNvPr id="0" name="image22.png"/>
+                    <pic:cNvPr id="0" name="image13.png"/>
                     <pic:cNvPicPr preferRelativeResize="0"/>
                   </pic:nvPicPr>
                   <pic:blipFill>
@@ -3274,7 +3317,7 @@
         <w:pageBreakBefore w:val="0"/>
         <w:numPr>
           <w:ilvl w:val="0"/>
-          <w:numId w:val="7"/>
+          <w:numId w:val="4"/>
         </w:numPr>
         <w:ind w:left="432"/>
         <w:rPr>
@@ -3329,12 +3372,12 @@
           <wp:inline distB="114300" distT="114300" distL="114300" distR="114300">
             <wp:extent cx="6192210" cy="1117600"/>
             <wp:effectExtent b="0" l="0" r="0" t="0"/>
-            <wp:docPr id="7" name="image19.png"/>
+            <wp:docPr id="7" name="image3.png"/>
             <a:graphic>
               <a:graphicData uri="http://schemas.openxmlformats.org/drawingml/2006/picture">
                 <pic:pic>
                   <pic:nvPicPr>
-                    <pic:cNvPr id="0" name="image19.png"/>
+                    <pic:cNvPr id="0" name="image3.png"/>
                     <pic:cNvPicPr preferRelativeResize="0"/>
                   </pic:nvPicPr>
                   <pic:blipFill>
@@ -3399,12 +3442,12 @@
           <wp:inline distB="114300" distT="114300" distL="114300" distR="114300">
             <wp:extent cx="3763800" cy="661936"/>
             <wp:effectExtent b="0" l="0" r="0" t="0"/>
-            <wp:docPr id="21" name="image16.png"/>
+            <wp:docPr id="22" name="image12.png"/>
             <a:graphic>
               <a:graphicData uri="http://schemas.openxmlformats.org/drawingml/2006/picture">
                 <pic:pic>
                   <pic:nvPicPr>
-                    <pic:cNvPr id="0" name="image16.png"/>
+                    <pic:cNvPr id="0" name="image12.png"/>
                     <pic:cNvPicPr preferRelativeResize="0"/>
                   </pic:nvPicPr>
                   <pic:blipFill>
@@ -3475,7 +3518,7 @@
         <w:pageBreakBefore w:val="0"/>
         <w:numPr>
           <w:ilvl w:val="0"/>
-          <w:numId w:val="4"/>
+          <w:numId w:val="10"/>
         </w:numPr>
         <w:spacing w:after="0" w:afterAutospacing="0"/>
         <w:ind w:left="720" w:hanging="360"/>
@@ -3495,7 +3538,7 @@
         <w:pageBreakBefore w:val="0"/>
         <w:numPr>
           <w:ilvl w:val="1"/>
-          <w:numId w:val="4"/>
+          <w:numId w:val="10"/>
         </w:numPr>
         <w:spacing w:after="0" w:afterAutospacing="0" w:before="0" w:beforeAutospacing="0"/>
         <w:ind w:left="1440" w:hanging="360"/>
@@ -3515,7 +3558,7 @@
         <w:pageBreakBefore w:val="0"/>
         <w:numPr>
           <w:ilvl w:val="0"/>
-          <w:numId w:val="4"/>
+          <w:numId w:val="10"/>
         </w:numPr>
         <w:spacing w:before="0" w:beforeAutospacing="0"/>
         <w:ind w:left="720" w:hanging="360"/>
@@ -3566,12 +3609,12 @@
           <wp:inline distB="114300" distT="114300" distL="114300" distR="114300">
             <wp:extent cx="6192210" cy="2286000"/>
             <wp:effectExtent b="0" l="0" r="0" t="0"/>
-            <wp:docPr id="24" name="image20.png"/>
+            <wp:docPr id="25" name="image18.png"/>
             <a:graphic>
               <a:graphicData uri="http://schemas.openxmlformats.org/drawingml/2006/picture">
                 <pic:pic>
                   <pic:nvPicPr>
-                    <pic:cNvPr id="0" name="image20.png"/>
+                    <pic:cNvPr id="0" name="image18.png"/>
                     <pic:cNvPicPr preferRelativeResize="0"/>
                   </pic:nvPicPr>
                   <pic:blipFill>
@@ -3625,12 +3668,12 @@
           <wp:inline distB="114300" distT="114300" distL="114300" distR="114300">
             <wp:extent cx="6192210" cy="2260600"/>
             <wp:effectExtent b="0" l="0" r="0" t="0"/>
-            <wp:docPr id="19" name="image15.png"/>
+            <wp:docPr id="20" name="image9.png"/>
             <a:graphic>
               <a:graphicData uri="http://schemas.openxmlformats.org/drawingml/2006/picture">
                 <pic:pic>
                   <pic:nvPicPr>
-                    <pic:cNvPr id="0" name="image15.png"/>
+                    <pic:cNvPr id="0" name="image9.png"/>
                     <pic:cNvPicPr preferRelativeResize="0"/>
                   </pic:nvPicPr>
                   <pic:blipFill>
@@ -3666,7 +3709,7 @@
         <w:pageBreakBefore w:val="0"/>
         <w:numPr>
           <w:ilvl w:val="0"/>
-          <w:numId w:val="7"/>
+          <w:numId w:val="4"/>
         </w:numPr>
         <w:ind w:left="432"/>
         <w:rPr>
@@ -3709,12 +3752,12 @@
           <wp:inline distB="114300" distT="114300" distL="114300" distR="114300">
             <wp:extent cx="6192210" cy="1295400"/>
             <wp:effectExtent b="0" l="0" r="0" t="0"/>
-            <wp:docPr id="8" name="image2.png"/>
+            <wp:docPr id="8" name="image5.png"/>
             <a:graphic>
               <a:graphicData uri="http://schemas.openxmlformats.org/drawingml/2006/picture">
                 <pic:pic>
                   <pic:nvPicPr>
-                    <pic:cNvPr id="0" name="image2.png"/>
+                    <pic:cNvPr id="0" name="image5.png"/>
                     <pic:cNvPicPr preferRelativeResize="0"/>
                   </pic:nvPicPr>
                   <pic:blipFill>
@@ -3790,12 +3833,12 @@
           <wp:inline distB="114300" distT="114300" distL="114300" distR="114300">
             <wp:extent cx="6192210" cy="647700"/>
             <wp:effectExtent b="0" l="0" r="0" t="0"/>
-            <wp:docPr id="13" name="image4.png"/>
+            <wp:docPr id="13" name="image7.png"/>
             <a:graphic>
               <a:graphicData uri="http://schemas.openxmlformats.org/drawingml/2006/picture">
                 <pic:pic>
                   <pic:nvPicPr>
-                    <pic:cNvPr id="0" name="image4.png"/>
+                    <pic:cNvPr id="0" name="image7.png"/>
                     <pic:cNvPicPr preferRelativeResize="0"/>
                   </pic:nvPicPr>
                   <pic:blipFill>
@@ -3860,12 +3903,12 @@
           <wp:inline distB="114300" distT="114300" distL="114300" distR="114300">
             <wp:extent cx="6192210" cy="1930400"/>
             <wp:effectExtent b="0" l="0" r="0" t="0"/>
-            <wp:docPr id="3" name="image3.png"/>
+            <wp:docPr id="3" name="image8.png"/>
             <a:graphic>
               <a:graphicData uri="http://schemas.openxmlformats.org/drawingml/2006/picture">
                 <pic:pic>
                   <pic:nvPicPr>
-                    <pic:cNvPr id="0" name="image3.png"/>
+                    <pic:cNvPr id="0" name="image8.png"/>
                     <pic:cNvPicPr preferRelativeResize="0"/>
                   </pic:nvPicPr>
                   <pic:blipFill>
@@ -3953,12 +3996,12 @@
           <wp:inline distB="114300" distT="114300" distL="114300" distR="114300">
             <wp:extent cx="6192210" cy="2311400"/>
             <wp:effectExtent b="0" l="0" r="0" t="0"/>
-            <wp:docPr id="6" name="image5.png"/>
+            <wp:docPr id="6" name="image26.png"/>
             <a:graphic>
               <a:graphicData uri="http://schemas.openxmlformats.org/drawingml/2006/picture">
                 <pic:pic>
                   <pic:nvPicPr>
-                    <pic:cNvPr id="0" name="image5.png"/>
+                    <pic:cNvPr id="0" name="image26.png"/>
                     <pic:cNvPicPr preferRelativeResize="0"/>
                   </pic:nvPicPr>
                   <pic:blipFill>
@@ -3994,7 +4037,7 @@
         <w:pageBreakBefore w:val="0"/>
         <w:numPr>
           <w:ilvl w:val="0"/>
-          <w:numId w:val="7"/>
+          <w:numId w:val="4"/>
         </w:numPr>
         <w:ind w:left="432"/>
       </w:pPr>
@@ -4042,12 +4085,12 @@
           <wp:inline distB="114300" distT="114300" distL="114300" distR="114300">
             <wp:extent cx="6192210" cy="1435100"/>
             <wp:effectExtent b="0" l="0" r="0" t="0"/>
-            <wp:docPr id="10" name="image14.png"/>
+            <wp:docPr id="10" name="image4.png"/>
             <a:graphic>
               <a:graphicData uri="http://schemas.openxmlformats.org/drawingml/2006/picture">
                 <pic:pic>
                   <pic:nvPicPr>
-                    <pic:cNvPr id="0" name="image14.png"/>
+                    <pic:cNvPr id="0" name="image4.png"/>
                     <pic:cNvPicPr preferRelativeResize="0"/>
                   </pic:nvPicPr>
                   <pic:blipFill>
@@ -4187,12 +4230,12 @@
           <wp:inline distB="114300" distT="114300" distL="114300" distR="114300">
             <wp:extent cx="6192210" cy="1270000"/>
             <wp:effectExtent b="0" l="0" r="0" t="0"/>
-            <wp:docPr id="4" name="image12.png"/>
+            <wp:docPr id="4" name="image23.png"/>
             <a:graphic>
               <a:graphicData uri="http://schemas.openxmlformats.org/drawingml/2006/picture">
                 <pic:pic>
                   <pic:nvPicPr>
-                    <pic:cNvPr id="0" name="image12.png"/>
+                    <pic:cNvPr id="0" name="image23.png"/>
                     <pic:cNvPicPr preferRelativeResize="0"/>
                   </pic:nvPicPr>
                   <pic:blipFill>
@@ -4267,12 +4310,12 @@
           <wp:inline distB="114300" distT="114300" distL="114300" distR="114300">
             <wp:extent cx="6192210" cy="1155700"/>
             <wp:effectExtent b="0" l="0" r="0" t="0"/>
-            <wp:docPr id="11" name="image10.png"/>
+            <wp:docPr id="11" name="image17.png"/>
             <a:graphic>
               <a:graphicData uri="http://schemas.openxmlformats.org/drawingml/2006/picture">
                 <pic:pic>
                   <pic:nvPicPr>
-                    <pic:cNvPr id="0" name="image10.png"/>
+                    <pic:cNvPr id="0" name="image17.png"/>
                     <pic:cNvPicPr preferRelativeResize="0"/>
                   </pic:nvPicPr>
                   <pic:blipFill>
@@ -4337,12 +4380,12 @@
           <wp:inline distB="114300" distT="114300" distL="114300" distR="114300">
             <wp:extent cx="5245418" cy="2356403"/>
             <wp:effectExtent b="0" l="0" r="0" t="0"/>
-            <wp:docPr id="2" name="image18.png"/>
+            <wp:docPr id="2" name="image6.png"/>
             <a:graphic>
               <a:graphicData uri="http://schemas.openxmlformats.org/drawingml/2006/picture">
                 <pic:pic>
                   <pic:nvPicPr>
-                    <pic:cNvPr id="0" name="image18.png"/>
+                    <pic:cNvPr id="0" name="image6.png"/>
                     <pic:cNvPicPr preferRelativeResize="0"/>
                   </pic:nvPicPr>
                   <pic:blipFill>
@@ -4407,12 +4450,12 @@
           <wp:inline distB="114300" distT="114300" distL="114300" distR="114300">
             <wp:extent cx="6192210" cy="2755900"/>
             <wp:effectExtent b="0" l="0" r="0" t="0"/>
-            <wp:docPr id="12" name="image11.png"/>
+            <wp:docPr id="12" name="image20.png"/>
             <a:graphic>
               <a:graphicData uri="http://schemas.openxmlformats.org/drawingml/2006/picture">
                 <pic:pic>
                   <pic:nvPicPr>
-                    <pic:cNvPr id="0" name="image11.png"/>
+                    <pic:cNvPr id="0" name="image20.png"/>
                     <pic:cNvPicPr preferRelativeResize="0"/>
                   </pic:nvPicPr>
                   <pic:blipFill>
@@ -4448,7 +4491,7 @@
         <w:pageBreakBefore w:val="0"/>
         <w:numPr>
           <w:ilvl w:val="0"/>
-          <w:numId w:val="7"/>
+          <w:numId w:val="4"/>
         </w:numPr>
         <w:ind w:left="432"/>
         <w:rPr>
@@ -4484,7 +4527,7 @@
         <w:pageBreakBefore w:val="0"/>
         <w:numPr>
           <w:ilvl w:val="0"/>
-          <w:numId w:val="6"/>
+          <w:numId w:val="7"/>
         </w:numPr>
         <w:spacing w:after="0" w:afterAutospacing="0"/>
         <w:ind w:left="720" w:hanging="360"/>
@@ -4505,7 +4548,7 @@
         <w:pageBreakBefore w:val="0"/>
         <w:numPr>
           <w:ilvl w:val="1"/>
-          <w:numId w:val="6"/>
+          <w:numId w:val="7"/>
         </w:numPr>
         <w:spacing w:after="0" w:afterAutospacing="0" w:before="0" w:beforeAutospacing="0"/>
         <w:ind w:left="1440" w:hanging="360"/>
@@ -4532,7 +4575,7 @@
         <w:pageBreakBefore w:val="0"/>
         <w:numPr>
           <w:ilvl w:val="1"/>
-          <w:numId w:val="6"/>
+          <w:numId w:val="7"/>
         </w:numPr>
         <w:spacing w:after="0" w:afterAutospacing="0" w:before="0" w:beforeAutospacing="0"/>
         <w:ind w:left="1440" w:hanging="360"/>
@@ -4559,7 +4602,7 @@
         <w:pageBreakBefore w:val="0"/>
         <w:numPr>
           <w:ilvl w:val="1"/>
-          <w:numId w:val="6"/>
+          <w:numId w:val="7"/>
         </w:numPr>
         <w:spacing w:after="0" w:afterAutospacing="0" w:before="0" w:beforeAutospacing="0"/>
         <w:ind w:left="1440" w:hanging="360"/>
@@ -4586,7 +4629,7 @@
         <w:pageBreakBefore w:val="0"/>
         <w:numPr>
           <w:ilvl w:val="1"/>
-          <w:numId w:val="6"/>
+          <w:numId w:val="7"/>
         </w:numPr>
         <w:spacing w:after="0" w:afterAutospacing="0" w:before="0" w:beforeAutospacing="0"/>
         <w:ind w:left="1440" w:hanging="360"/>
@@ -4613,7 +4656,7 @@
         <w:pageBreakBefore w:val="0"/>
         <w:numPr>
           <w:ilvl w:val="0"/>
-          <w:numId w:val="6"/>
+          <w:numId w:val="7"/>
         </w:numPr>
         <w:spacing w:after="0" w:afterAutospacing="0" w:before="0" w:beforeAutospacing="0"/>
         <w:ind w:left="720" w:hanging="360"/>
@@ -4634,7 +4677,7 @@
         <w:pageBreakBefore w:val="0"/>
         <w:numPr>
           <w:ilvl w:val="1"/>
-          <w:numId w:val="6"/>
+          <w:numId w:val="7"/>
         </w:numPr>
         <w:spacing w:after="0" w:afterAutospacing="0" w:before="0" w:beforeAutospacing="0"/>
         <w:ind w:left="1440" w:hanging="360"/>
@@ -4661,7 +4704,7 @@
         <w:pageBreakBefore w:val="0"/>
         <w:numPr>
           <w:ilvl w:val="1"/>
-          <w:numId w:val="6"/>
+          <w:numId w:val="7"/>
         </w:numPr>
         <w:spacing w:after="0" w:afterAutospacing="0" w:before="0" w:beforeAutospacing="0"/>
         <w:ind w:left="1440" w:hanging="360"/>
@@ -4693,7 +4736,7 @@
         <w:pageBreakBefore w:val="0"/>
         <w:numPr>
           <w:ilvl w:val="1"/>
-          <w:numId w:val="6"/>
+          <w:numId w:val="7"/>
         </w:numPr>
         <w:spacing w:after="0" w:afterAutospacing="0" w:before="0" w:beforeAutospacing="0"/>
         <w:ind w:left="1440" w:hanging="360"/>
@@ -4720,7 +4763,7 @@
         <w:pageBreakBefore w:val="0"/>
         <w:numPr>
           <w:ilvl w:val="1"/>
-          <w:numId w:val="6"/>
+          <w:numId w:val="7"/>
         </w:numPr>
         <w:spacing w:after="0" w:afterAutospacing="0" w:before="0" w:beforeAutospacing="0"/>
         <w:ind w:left="1440" w:hanging="360"/>
@@ -4747,7 +4790,7 @@
         <w:pageBreakBefore w:val="0"/>
         <w:numPr>
           <w:ilvl w:val="0"/>
-          <w:numId w:val="6"/>
+          <w:numId w:val="7"/>
         </w:numPr>
         <w:spacing w:after="0" w:afterAutospacing="0" w:before="0" w:beforeAutospacing="0"/>
         <w:ind w:left="720" w:hanging="360"/>
@@ -4768,7 +4811,7 @@
         <w:pageBreakBefore w:val="0"/>
         <w:numPr>
           <w:ilvl w:val="1"/>
-          <w:numId w:val="6"/>
+          <w:numId w:val="7"/>
         </w:numPr>
         <w:spacing w:after="0" w:afterAutospacing="0" w:before="0" w:beforeAutospacing="0"/>
         <w:ind w:left="1440" w:hanging="360"/>
@@ -4792,7 +4835,7 @@
         <w:pageBreakBefore w:val="0"/>
         <w:numPr>
           <w:ilvl w:val="1"/>
-          <w:numId w:val="6"/>
+          <w:numId w:val="7"/>
         </w:numPr>
         <w:spacing w:after="0" w:afterAutospacing="0" w:before="0" w:beforeAutospacing="0"/>
         <w:ind w:left="1440" w:hanging="360"/>
@@ -4819,7 +4862,7 @@
         <w:pageBreakBefore w:val="0"/>
         <w:numPr>
           <w:ilvl w:val="1"/>
-          <w:numId w:val="6"/>
+          <w:numId w:val="7"/>
         </w:numPr>
         <w:spacing w:after="0" w:afterAutospacing="0" w:before="0" w:beforeAutospacing="0"/>
         <w:ind w:left="1440" w:hanging="360"/>
@@ -4849,7 +4892,7 @@
         <w:pageBreakBefore w:val="0"/>
         <w:numPr>
           <w:ilvl w:val="1"/>
-          <w:numId w:val="6"/>
+          <w:numId w:val="7"/>
         </w:numPr>
         <w:spacing w:after="0" w:afterAutospacing="0" w:before="0" w:beforeAutospacing="0"/>
         <w:ind w:left="1440" w:hanging="360"/>
@@ -4873,7 +4916,7 @@
         <w:pageBreakBefore w:val="0"/>
         <w:numPr>
           <w:ilvl w:val="1"/>
-          <w:numId w:val="6"/>
+          <w:numId w:val="7"/>
         </w:numPr>
         <w:spacing w:after="0" w:afterAutospacing="0" w:before="0" w:beforeAutospacing="0"/>
         <w:ind w:left="1440" w:hanging="360"/>
@@ -4897,7 +4940,7 @@
         <w:pageBreakBefore w:val="0"/>
         <w:numPr>
           <w:ilvl w:val="1"/>
-          <w:numId w:val="6"/>
+          <w:numId w:val="7"/>
         </w:numPr>
         <w:spacing w:before="0" w:beforeAutospacing="0"/>
         <w:ind w:left="1440" w:hanging="360"/>
@@ -4925,7 +4968,7 @@
         <w:pageBreakBefore w:val="0"/>
         <w:numPr>
           <w:ilvl w:val="0"/>
-          <w:numId w:val="7"/>
+          <w:numId w:val="4"/>
         </w:numPr>
         <w:ind w:left="432"/>
         <w:rPr>
@@ -5074,7 +5117,7 @@
         <w:pageBreakBefore w:val="0"/>
         <w:numPr>
           <w:ilvl w:val="1"/>
-          <w:numId w:val="7"/>
+          <w:numId w:val="4"/>
         </w:numPr>
         <w:rPr>
           <w:u w:val="none"/>
@@ -5099,223 +5142,6 @@
           <w:rtl w:val="0"/>
         </w:rPr>
         <w:t xml:space="preserve">Per poder realitzar una còpia de seguretat o migració d'un sistema Odoo, s'ha de fer còpia dels següents elements:</w:t>
-      </w:r>
-    </w:p>
-    <w:p>
-      <w:pPr>
-        <w:pageBreakBefore w:val="0"/>
-        <w:numPr>
-          <w:ilvl w:val="0"/>
-          <w:numId w:val="9"/>
-        </w:numPr>
-        <w:spacing w:after="0" w:afterAutospacing="0"/>
-        <w:ind w:left="720" w:hanging="360"/>
-        <w:rPr>
-          <w:b w:val="1"/>
-        </w:rPr>
-      </w:pPr>
-      <w:r>
-        <w:rPr>
-          <w:b w:val="1"/>
-          <w:rtl w:val="0"/>
-        </w:rPr>
-        <w:t xml:space="preserve">Sistema base d’Odoo.</w:t>
-      </w:r>
-    </w:p>
-    <w:p>
-      <w:pPr>
-        <w:pageBreakBefore w:val="0"/>
-        <w:numPr>
-          <w:ilvl w:val="0"/>
-          <w:numId w:val="9"/>
-        </w:numPr>
-        <w:spacing w:after="0" w:afterAutospacing="0" w:before="0" w:beforeAutospacing="0"/>
-        <w:ind w:left="720" w:hanging="360"/>
-        <w:rPr>
-          <w:b w:val="1"/>
-        </w:rPr>
-      </w:pPr>
-      <w:r>
-        <w:rPr>
-          <w:b w:val="1"/>
-          <w:rtl w:val="0"/>
-        </w:rPr>
-        <w:t xml:space="preserve">Contingut de la base de dades PostgreSQL.</w:t>
-      </w:r>
-    </w:p>
-    <w:p>
-      <w:pPr>
-        <w:pageBreakBefore w:val="0"/>
-        <w:numPr>
-          <w:ilvl w:val="0"/>
-          <w:numId w:val="9"/>
-        </w:numPr>
-        <w:spacing w:after="0" w:afterAutospacing="0" w:before="0" w:beforeAutospacing="0"/>
-        <w:ind w:left="720" w:hanging="360"/>
-        <w:rPr>
-          <w:u w:val="none"/>
-        </w:rPr>
-      </w:pPr>
-      <w:r>
-        <w:rPr>
-          <w:b w:val="1"/>
-          <w:rtl w:val="0"/>
-        </w:rPr>
-        <w:t xml:space="preserve">Fitxer configuració d’Odoo</w:t>
-      </w:r>
-      <w:r>
-        <w:rPr>
-          <w:rtl w:val="0"/>
-        </w:rPr>
-        <w:t xml:space="preserve">, normalment localitzat en "/etc/odoo/odoo.conf".</w:t>
-      </w:r>
-    </w:p>
-    <w:p>
-      <w:pPr>
-        <w:pageBreakBefore w:val="0"/>
-        <w:numPr>
-          <w:ilvl w:val="0"/>
-          <w:numId w:val="9"/>
-        </w:numPr>
-        <w:spacing w:after="0" w:afterAutospacing="0" w:before="0" w:beforeAutospacing="0"/>
-        <w:ind w:left="720" w:hanging="360"/>
-        <w:rPr>
-          <w:u w:val="none"/>
-        </w:rPr>
-      </w:pPr>
-      <w:r>
-        <w:rPr>
-          <w:b w:val="1"/>
-          <w:rtl w:val="0"/>
-        </w:rPr>
-        <w:t xml:space="preserve">Contingut de les carpetes</w:t>
-      </w:r>
-      <w:r>
-        <w:rPr>
-          <w:rtl w:val="0"/>
-        </w:rPr>
-        <w:t xml:space="preserve"> (generalment en "/var/lib/Odoo")</w:t>
-      </w:r>
-    </w:p>
-    <w:p>
-      <w:pPr>
-        <w:pageBreakBefore w:val="0"/>
-        <w:numPr>
-          <w:ilvl w:val="1"/>
-          <w:numId w:val="9"/>
-        </w:numPr>
-        <w:spacing w:after="0" w:afterAutospacing="0" w:before="0" w:beforeAutospacing="0"/>
-        <w:ind w:left="1440" w:hanging="360"/>
-        <w:rPr>
-          <w:u w:val="none"/>
-        </w:rPr>
-      </w:pPr>
-      <w:r>
-        <w:rPr>
-          <w:b w:val="1"/>
-          <w:rtl w:val="0"/>
-        </w:rPr>
-        <w:t xml:space="preserve">"addons"</w:t>
-      </w:r>
-      <w:r>
-        <w:rPr>
-          <w:rtl w:val="0"/>
-        </w:rPr>
-        <w:t xml:space="preserve"> en cas de tenir mòduls extres instal·lats.</w:t>
-      </w:r>
-    </w:p>
-    <w:p>
-      <w:pPr>
-        <w:pageBreakBefore w:val="0"/>
-        <w:numPr>
-          <w:ilvl w:val="1"/>
-          <w:numId w:val="9"/>
-        </w:numPr>
-        <w:spacing w:after="0" w:afterAutospacing="0" w:before="0" w:beforeAutospacing="0"/>
-        <w:ind w:left="1440" w:hanging="360"/>
-        <w:rPr>
-          <w:u w:val="none"/>
-        </w:rPr>
-      </w:pPr>
-      <w:r>
-        <w:rPr>
-          <w:b w:val="1"/>
-          <w:rtl w:val="0"/>
-        </w:rPr>
-        <w:t xml:space="preserve">"Sessions", </w:t>
-      </w:r>
-      <w:r>
-        <w:rPr>
-          <w:rtl w:val="0"/>
-        </w:rPr>
-        <w:t xml:space="preserve">amb</w:t>
-      </w:r>
-      <w:r>
-        <w:rPr>
-          <w:rtl w:val="0"/>
-        </w:rPr>
-        <w:t xml:space="preserve"> emmagatzematge de les sessions.</w:t>
-      </w:r>
-    </w:p>
-    <w:p>
-      <w:pPr>
-        <w:pageBreakBefore w:val="0"/>
-        <w:numPr>
-          <w:ilvl w:val="1"/>
-          <w:numId w:val="9"/>
-        </w:numPr>
-        <w:spacing w:before="0" w:beforeAutospacing="0"/>
-        <w:ind w:left="1440" w:hanging="360"/>
-        <w:rPr>
-          <w:u w:val="none"/>
-        </w:rPr>
-      </w:pPr>
-      <w:r>
-        <w:rPr>
-          <w:b w:val="1"/>
-          <w:rtl w:val="0"/>
-        </w:rPr>
-        <w:t xml:space="preserve">"Firestore", </w:t>
-      </w:r>
-      <w:r>
-        <w:rPr>
-          <w:rtl w:val="0"/>
-        </w:rPr>
-        <w:t xml:space="preserve">amb</w:t>
-      </w:r>
-      <w:r>
-        <w:rPr>
-          <w:rtl w:val="0"/>
-        </w:rPr>
-        <w:t xml:space="preserve"> alguns fitxers emmagatzemats per Odoo.</w:t>
-      </w:r>
-      <w:r>
-        <w:rPr>
-          <w:rtl w:val="0"/>
-        </w:rPr>
-      </w:r>
-    </w:p>
-    <w:p>
-      <w:pPr>
-        <w:pageBreakBefore w:val="0"/>
-        <w:rPr/>
-      </w:pPr>
-      <w:r>
-        <w:rPr>
-          <w:rtl w:val="0"/>
-        </w:rPr>
-      </w:r>
-    </w:p>
-    <w:p>
-      <w:pPr>
-        <w:pageBreakBefore w:val="0"/>
-        <w:rPr/>
-      </w:pPr>
-      <w:r>
-        <w:rPr>
-          <w:rtl w:val="0"/>
-        </w:rPr>
-        <w:t xml:space="preserve">Un cop conegut que hem de copiar, distingim el cas d'una còpia de seguretat i d'una migració de sistema (de servidor, amb la mateixa versió o entre versions):</w:t>
       </w:r>
     </w:p>
     <w:p>
@@ -5328,21 +5154,15 @@
         <w:spacing w:after="0" w:afterAutospacing="0"/>
         <w:ind w:left="720" w:hanging="360"/>
         <w:rPr>
-          <w:u w:val="none"/>
-        </w:rPr>
-      </w:pPr>
-      <w:r>
-        <w:rPr>
           <w:b w:val="1"/>
-          <w:rtl w:val="0"/>
-        </w:rPr>
-        <w:t xml:space="preserve">Còpia de seguretat:</w:t>
-      </w:r>
-      <w:r>
-        <w:rPr>
-          <w:rtl w:val="0"/>
-        </w:rPr>
-        <w:t xml:space="preserve"> en aquest cas, simplement hauríem d’emmagatzemar aquests elements i restaurar aquells que s'hagen danyat.</w:t>
+        </w:rPr>
+      </w:pPr>
+      <w:r>
+        <w:rPr>
+          <w:b w:val="1"/>
+          <w:rtl w:val="0"/>
+        </w:rPr>
+        <w:t xml:space="preserve">Sistema base d’Odoo.</w:t>
       </w:r>
     </w:p>
     <w:p>
@@ -5355,21 +5175,15 @@
         <w:spacing w:after="0" w:afterAutospacing="0" w:before="0" w:beforeAutospacing="0"/>
         <w:ind w:left="720" w:hanging="360"/>
         <w:rPr>
-          <w:u w:val="none"/>
-        </w:rPr>
-      </w:pPr>
-      <w:r>
-        <w:rPr>
           <w:b w:val="1"/>
-          <w:rtl w:val="0"/>
-        </w:rPr>
-        <w:t xml:space="preserve">Migració de servidor, mateixa versió d’Odoo:</w:t>
-      </w:r>
-      <w:r>
-        <w:rPr>
-          <w:rtl w:val="0"/>
-        </w:rPr>
-        <w:t xml:space="preserve"> si realitzem una migració mantenint la versió d’Odoo, per exemple, passant el nostre sistema d'un servidor a un altre, simplement haurem de restaurar els elements anteriors i actualitzar el fitxer de configuració Odoo amb els paràmetres del nou servidor.</w:t>
+        </w:rPr>
+      </w:pPr>
+      <w:r>
+        <w:rPr>
+          <w:b w:val="1"/>
+          <w:rtl w:val="0"/>
+        </w:rPr>
+        <w:t xml:space="preserve">Contingut de la base de dades PostgreSQL.</w:t>
       </w:r>
     </w:p>
     <w:p>
@@ -5390,13 +5204,40 @@
           <w:b w:val="1"/>
           <w:rtl w:val="0"/>
         </w:rPr>
-        <w:t xml:space="preserve">Migració entre versions d'Odoo:</w:t>
-      </w:r>
-      <w:r>
-        <w:rPr>
-          <w:rtl w:val="0"/>
-        </w:rPr>
-        <w:t xml:space="preserve"> aquest cas és més complicat, pot ocasionar problemes i fins i tot no sempre és possible. Cal tenir clar que versions d’Odoo són les implicades i investigar sobre el procés de migració entre aquestes.</w:t>
+        <w:t xml:space="preserve">Fitxer configuració d’Odoo</w:t>
+      </w:r>
+      <w:r>
+        <w:rPr>
+          <w:rtl w:val="0"/>
+        </w:rPr>
+        <w:t xml:space="preserve">, normalment localitzat en "/etc/odoo/odoo.conf".</w:t>
+      </w:r>
+    </w:p>
+    <w:p>
+      <w:pPr>
+        <w:pageBreakBefore w:val="0"/>
+        <w:numPr>
+          <w:ilvl w:val="0"/>
+          <w:numId w:val="1"/>
+        </w:numPr>
+        <w:spacing w:after="0" w:afterAutospacing="0" w:before="0" w:beforeAutospacing="0"/>
+        <w:ind w:left="720" w:hanging="360"/>
+        <w:rPr>
+          <w:u w:val="none"/>
+        </w:rPr>
+      </w:pPr>
+      <w:r>
+        <w:rPr>
+          <w:b w:val="1"/>
+          <w:rtl w:val="0"/>
+        </w:rPr>
+        <w:t xml:space="preserve">Contingut de les carpetes</w:t>
+      </w:r>
+      <w:r>
+        <w:rPr>
+          <w:rtl w:val="0"/>
+        </w:rPr>
+        <w:t xml:space="preserve"> (generalment en "/var/lib/Odoo")</w:t>
       </w:r>
     </w:p>
     <w:p>
@@ -5405,6 +5246,208 @@
         <w:numPr>
           <w:ilvl w:val="1"/>
           <w:numId w:val="1"/>
+        </w:numPr>
+        <w:spacing w:after="0" w:afterAutospacing="0" w:before="0" w:beforeAutospacing="0"/>
+        <w:ind w:left="1440" w:hanging="360"/>
+        <w:rPr>
+          <w:u w:val="none"/>
+        </w:rPr>
+      </w:pPr>
+      <w:r>
+        <w:rPr>
+          <w:b w:val="1"/>
+          <w:rtl w:val="0"/>
+        </w:rPr>
+        <w:t xml:space="preserve">"addons"</w:t>
+      </w:r>
+      <w:r>
+        <w:rPr>
+          <w:rtl w:val="0"/>
+        </w:rPr>
+        <w:t xml:space="preserve"> en cas de tenir mòduls extres instal·lats.</w:t>
+      </w:r>
+    </w:p>
+    <w:p>
+      <w:pPr>
+        <w:pageBreakBefore w:val="0"/>
+        <w:numPr>
+          <w:ilvl w:val="1"/>
+          <w:numId w:val="1"/>
+        </w:numPr>
+        <w:spacing w:after="0" w:afterAutospacing="0" w:before="0" w:beforeAutospacing="0"/>
+        <w:ind w:left="1440" w:hanging="360"/>
+        <w:rPr>
+          <w:u w:val="none"/>
+        </w:rPr>
+      </w:pPr>
+      <w:r>
+        <w:rPr>
+          <w:b w:val="1"/>
+          <w:rtl w:val="0"/>
+        </w:rPr>
+        <w:t xml:space="preserve">"Sessions", </w:t>
+      </w:r>
+      <w:r>
+        <w:rPr>
+          <w:rtl w:val="0"/>
+        </w:rPr>
+        <w:t xml:space="preserve">amb</w:t>
+      </w:r>
+      <w:r>
+        <w:rPr>
+          <w:rtl w:val="0"/>
+        </w:rPr>
+        <w:t xml:space="preserve"> emmagatzematge de les sessions.</w:t>
+      </w:r>
+    </w:p>
+    <w:p>
+      <w:pPr>
+        <w:pageBreakBefore w:val="0"/>
+        <w:numPr>
+          <w:ilvl w:val="1"/>
+          <w:numId w:val="1"/>
+        </w:numPr>
+        <w:spacing w:before="0" w:beforeAutospacing="0"/>
+        <w:ind w:left="1440" w:hanging="360"/>
+        <w:rPr>
+          <w:u w:val="none"/>
+        </w:rPr>
+      </w:pPr>
+      <w:r>
+        <w:rPr>
+          <w:b w:val="1"/>
+          <w:rtl w:val="0"/>
+        </w:rPr>
+        <w:t xml:space="preserve">"Firestore", </w:t>
+      </w:r>
+      <w:r>
+        <w:rPr>
+          <w:rtl w:val="0"/>
+        </w:rPr>
+        <w:t xml:space="preserve">amb</w:t>
+      </w:r>
+      <w:r>
+        <w:rPr>
+          <w:rtl w:val="0"/>
+        </w:rPr>
+        <w:t xml:space="preserve"> alguns fitxers emmagatzemats per Odoo.</w:t>
+      </w:r>
+      <w:r>
+        <w:rPr>
+          <w:rtl w:val="0"/>
+        </w:rPr>
+      </w:r>
+    </w:p>
+    <w:p>
+      <w:pPr>
+        <w:pageBreakBefore w:val="0"/>
+        <w:rPr/>
+      </w:pPr>
+      <w:r>
+        <w:rPr>
+          <w:rtl w:val="0"/>
+        </w:rPr>
+      </w:r>
+    </w:p>
+    <w:p>
+      <w:pPr>
+        <w:pageBreakBefore w:val="0"/>
+        <w:rPr/>
+      </w:pPr>
+      <w:r>
+        <w:rPr>
+          <w:rtl w:val="0"/>
+        </w:rPr>
+        <w:t xml:space="preserve">Un cop conegut que hem de copiar, distingim el cas d'una còpia de seguretat i d'una migració de sistema (de servidor, amb la mateixa versió o entre versions):</w:t>
+      </w:r>
+    </w:p>
+    <w:p>
+      <w:pPr>
+        <w:pageBreakBefore w:val="0"/>
+        <w:numPr>
+          <w:ilvl w:val="0"/>
+          <w:numId w:val="3"/>
+        </w:numPr>
+        <w:spacing w:after="0" w:afterAutospacing="0"/>
+        <w:ind w:left="720" w:hanging="360"/>
+        <w:rPr>
+          <w:u w:val="none"/>
+        </w:rPr>
+      </w:pPr>
+      <w:r>
+        <w:rPr>
+          <w:b w:val="1"/>
+          <w:rtl w:val="0"/>
+        </w:rPr>
+        <w:t xml:space="preserve">Còpia de seguretat:</w:t>
+      </w:r>
+      <w:r>
+        <w:rPr>
+          <w:rtl w:val="0"/>
+        </w:rPr>
+        <w:t xml:space="preserve"> en aquest cas, simplement hauríem d’emmagatzemar aquests elements i restaurar aquells que s'hagen danyat.</w:t>
+      </w:r>
+    </w:p>
+    <w:p>
+      <w:pPr>
+        <w:pageBreakBefore w:val="0"/>
+        <w:numPr>
+          <w:ilvl w:val="0"/>
+          <w:numId w:val="3"/>
+        </w:numPr>
+        <w:spacing w:after="0" w:afterAutospacing="0" w:before="0" w:beforeAutospacing="0"/>
+        <w:ind w:left="720" w:hanging="360"/>
+        <w:rPr>
+          <w:u w:val="none"/>
+        </w:rPr>
+      </w:pPr>
+      <w:r>
+        <w:rPr>
+          <w:b w:val="1"/>
+          <w:rtl w:val="0"/>
+        </w:rPr>
+        <w:t xml:space="preserve">Migració de servidor, mateixa versió d’Odoo:</w:t>
+      </w:r>
+      <w:r>
+        <w:rPr>
+          <w:rtl w:val="0"/>
+        </w:rPr>
+        <w:t xml:space="preserve"> si realitzem una migració mantenint la versió d’Odoo, per exemple, passant el nostre sistema d'un servidor a un altre, simplement haurem de restaurar els elements anteriors i actualitzar el fitxer de configuració Odoo amb els paràmetres del nou servidor.</w:t>
+      </w:r>
+    </w:p>
+    <w:p>
+      <w:pPr>
+        <w:pageBreakBefore w:val="0"/>
+        <w:numPr>
+          <w:ilvl w:val="0"/>
+          <w:numId w:val="3"/>
+        </w:numPr>
+        <w:spacing w:after="0" w:afterAutospacing="0" w:before="0" w:beforeAutospacing="0"/>
+        <w:ind w:left="720" w:hanging="360"/>
+        <w:rPr>
+          <w:u w:val="none"/>
+        </w:rPr>
+      </w:pPr>
+      <w:r>
+        <w:rPr>
+          <w:b w:val="1"/>
+          <w:rtl w:val="0"/>
+        </w:rPr>
+        <w:t xml:space="preserve">Migració entre versions d'Odoo:</w:t>
+      </w:r>
+      <w:r>
+        <w:rPr>
+          <w:rtl w:val="0"/>
+        </w:rPr>
+        <w:t xml:space="preserve"> aquest cas és més complicat, pot ocasionar problemes i fins i tot no sempre és possible. Cal tenir clar que versions d’Odoo són les implicades i investigar sobre el procés de migració entre aquestes.</w:t>
+      </w:r>
+    </w:p>
+    <w:p>
+      <w:pPr>
+        <w:pageBreakBefore w:val="0"/>
+        <w:numPr>
+          <w:ilvl w:val="1"/>
+          <w:numId w:val="3"/>
         </w:numPr>
         <w:spacing w:before="0" w:beforeAutospacing="0"/>
         <w:ind w:left="1440" w:hanging="360"/>
@@ -5451,7 +5494,7 @@
         <w:pageBreakBefore w:val="0"/>
         <w:numPr>
           <w:ilvl w:val="1"/>
-          <w:numId w:val="7"/>
+          <w:numId w:val="4"/>
         </w:numPr>
         <w:rPr>
           <w:color w:val="669966"/>
@@ -5567,7 +5610,7 @@
         <w:pageBreakBefore w:val="0"/>
         <w:numPr>
           <w:ilvl w:val="1"/>
-          <w:numId w:val="7"/>
+          <w:numId w:val="4"/>
         </w:numPr>
         <w:rPr>
           <w:color w:val="669966"/>
@@ -6171,7 +6214,7 @@
         <w:pageBreakBefore w:val="0"/>
         <w:numPr>
           <w:ilvl w:val="1"/>
-          <w:numId w:val="7"/>
+          <w:numId w:val="4"/>
         </w:numPr>
         <w:rPr>
           <w:color w:val="669966"/>
@@ -6352,7 +6395,7 @@
         <w:pageBreakBefore w:val="0"/>
         <w:numPr>
           <w:ilvl w:val="0"/>
-          <w:numId w:val="7"/>
+          <w:numId w:val="4"/>
         </w:numPr>
         <w:ind w:left="432"/>
         <w:rPr>
@@ -6376,7 +6419,7 @@
         <w:pageBreakBefore w:val="0"/>
         <w:numPr>
           <w:ilvl w:val="0"/>
-          <w:numId w:val="2"/>
+          <w:numId w:val="6"/>
         </w:numPr>
         <w:ind w:left="720" w:hanging="360"/>
         <w:jc w:val="left"/>
@@ -6416,7 +6459,7 @@
         <w:pageBreakBefore w:val="0"/>
         <w:numPr>
           <w:ilvl w:val="0"/>
-          <w:numId w:val="2"/>
+          <w:numId w:val="6"/>
         </w:numPr>
         <w:ind w:left="720" w:hanging="360"/>
         <w:jc w:val="left"/>
@@ -6442,7 +6485,7 @@
             <w:u w:val="single"/>
             <w:rtl w:val="0"/>
           </w:rPr>
-          <w:t xml:space="preserve">https://www.odoo.com/documentation/14.0/</w:t>
+          <w:t xml:space="preserve">https://www.odoo.com/documentation/18.0/</w:t>
         </w:r>
       </w:hyperlink>
       <w:r>
@@ -6456,7 +6499,7 @@
         <w:pageBreakBefore w:val="0"/>
         <w:numPr>
           <w:ilvl w:val="0"/>
-          <w:numId w:val="2"/>
+          <w:numId w:val="6"/>
         </w:numPr>
         <w:ind w:left="720" w:hanging="360"/>
         <w:jc w:val="left"/>
@@ -6482,7 +6525,7 @@
             <w:u w:val="single"/>
             <w:rtl w:val="0"/>
           </w:rPr>
-          <w:t xml:space="preserve">https://www.odoo.com/documentation/user/14.0/</w:t>
+          <w:t xml:space="preserve">https://www.odoo.com/documentation/user/18.0/</w:t>
         </w:r>
       </w:hyperlink>
       <w:r>
@@ -6503,7 +6546,7 @@
         <w:pageBreakBefore w:val="0"/>
         <w:numPr>
           <w:ilvl w:val="0"/>
-          <w:numId w:val="7"/>
+          <w:numId w:val="4"/>
         </w:numPr>
         <w:ind w:left="432"/>
         <w:rPr>
@@ -6539,7 +6582,7 @@
         <w:pageBreakBefore w:val="0"/>
         <w:numPr>
           <w:ilvl w:val="0"/>
-          <w:numId w:val="5"/>
+          <w:numId w:val="2"/>
         </w:numPr>
         <w:spacing w:after="0" w:afterAutospacing="0"/>
         <w:ind w:left="720" w:hanging="360"/>
@@ -6556,7 +6599,7 @@
         <w:pageBreakBefore w:val="0"/>
         <w:numPr>
           <w:ilvl w:val="0"/>
-          <w:numId w:val="5"/>
+          <w:numId w:val="2"/>
         </w:numPr>
         <w:spacing w:before="0" w:beforeAutospacing="0"/>
         <w:ind w:left="720" w:hanging="360"/>
@@ -7206,221 +7249,185 @@
   <w:abstractNum w:abstractNumId="4">
     <w:lvl w:ilvl="0">
       <w:start w:val="1"/>
-      <w:numFmt w:val="bullet"/>
-      <w:lvlText w:val="●"/>
-      <w:lvlJc w:val="left"/>
-      <w:pPr>
-        <w:ind w:left="720" w:hanging="360"/>
-      </w:pPr>
-      <w:rPr>
-        <w:u w:val="none"/>
-      </w:rPr>
+      <w:numFmt w:val="decimal"/>
+      <w:lvlText w:val="%1."/>
+      <w:lvlJc w:val="left"/>
+      <w:pPr>
+        <w:ind w:left="432" w:hanging="432"/>
+      </w:pPr>
+      <w:rPr/>
     </w:lvl>
     <w:lvl w:ilvl="1">
       <w:start w:val="1"/>
-      <w:numFmt w:val="bullet"/>
-      <w:lvlText w:val="○"/>
-      <w:lvlJc w:val="left"/>
-      <w:pPr>
-        <w:ind w:left="1440" w:hanging="360"/>
-      </w:pPr>
-      <w:rPr>
-        <w:u w:val="none"/>
-      </w:rPr>
+      <w:numFmt w:val="decimal"/>
+      <w:lvlText w:val=" %1.%2 "/>
+      <w:lvlJc w:val="left"/>
+      <w:pPr>
+        <w:ind w:left="576" w:hanging="576"/>
+      </w:pPr>
+      <w:rPr/>
     </w:lvl>
     <w:lvl w:ilvl="2">
       <w:start w:val="1"/>
-      <w:numFmt w:val="bullet"/>
-      <w:lvlText w:val="■"/>
-      <w:lvlJc w:val="left"/>
-      <w:pPr>
-        <w:ind w:left="2160" w:hanging="360"/>
-      </w:pPr>
-      <w:rPr>
-        <w:u w:val="none"/>
-      </w:rPr>
+      <w:numFmt w:val="decimal"/>
+      <w:lvlText w:val=" %1.%2.%3 "/>
+      <w:lvlJc w:val="left"/>
+      <w:pPr>
+        <w:ind w:left="720" w:hanging="720"/>
+      </w:pPr>
+      <w:rPr/>
     </w:lvl>
     <w:lvl w:ilvl="3">
       <w:start w:val="1"/>
-      <w:numFmt w:val="bullet"/>
-      <w:lvlText w:val="●"/>
-      <w:lvlJc w:val="left"/>
-      <w:pPr>
-        <w:ind w:left="2880" w:hanging="360"/>
-      </w:pPr>
-      <w:rPr>
-        <w:u w:val="none"/>
-      </w:rPr>
+      <w:numFmt w:val="decimal"/>
+      <w:lvlText w:val=" %1.%2.%3.%4 "/>
+      <w:lvlJc w:val="left"/>
+      <w:pPr>
+        <w:ind w:left="864" w:hanging="864"/>
+      </w:pPr>
+      <w:rPr/>
     </w:lvl>
     <w:lvl w:ilvl="4">
       <w:start w:val="1"/>
-      <w:numFmt w:val="bullet"/>
-      <w:lvlText w:val="○"/>
-      <w:lvlJc w:val="left"/>
-      <w:pPr>
-        <w:ind w:left="3600" w:hanging="360"/>
-      </w:pPr>
-      <w:rPr>
-        <w:u w:val="none"/>
-      </w:rPr>
+      <w:numFmt w:val="decimal"/>
+      <w:lvlText w:val=" %1.%2.%3.%4.%5 "/>
+      <w:lvlJc w:val="left"/>
+      <w:pPr>
+        <w:ind w:left="1008" w:hanging="1008"/>
+      </w:pPr>
+      <w:rPr/>
     </w:lvl>
     <w:lvl w:ilvl="5">
       <w:start w:val="1"/>
-      <w:numFmt w:val="bullet"/>
-      <w:lvlText w:val="■"/>
-      <w:lvlJc w:val="left"/>
-      <w:pPr>
-        <w:ind w:left="4320" w:hanging="360"/>
-      </w:pPr>
-      <w:rPr>
-        <w:u w:val="none"/>
-      </w:rPr>
+      <w:numFmt w:val="decimal"/>
+      <w:lvlText w:val=" %1.%2.%3.%4.%5.%6 "/>
+      <w:lvlJc w:val="left"/>
+      <w:pPr>
+        <w:ind w:left="1152" w:hanging="1152"/>
+      </w:pPr>
+      <w:rPr/>
     </w:lvl>
     <w:lvl w:ilvl="6">
       <w:start w:val="1"/>
-      <w:numFmt w:val="bullet"/>
-      <w:lvlText w:val="●"/>
-      <w:lvlJc w:val="left"/>
-      <w:pPr>
-        <w:ind w:left="5040" w:hanging="360"/>
-      </w:pPr>
-      <w:rPr>
-        <w:u w:val="none"/>
-      </w:rPr>
+      <w:numFmt w:val="decimal"/>
+      <w:lvlText w:val=" %1.%2.%3.%4.%5.%6.%7 "/>
+      <w:lvlJc w:val="left"/>
+      <w:pPr>
+        <w:ind w:left="1296" w:hanging="1296"/>
+      </w:pPr>
+      <w:rPr/>
     </w:lvl>
     <w:lvl w:ilvl="7">
       <w:start w:val="1"/>
-      <w:numFmt w:val="bullet"/>
-      <w:lvlText w:val="○"/>
-      <w:lvlJc w:val="left"/>
-      <w:pPr>
-        <w:ind w:left="5760" w:hanging="360"/>
-      </w:pPr>
-      <w:rPr>
-        <w:u w:val="none"/>
-      </w:rPr>
+      <w:numFmt w:val="decimal"/>
+      <w:lvlText w:val=" %1.%2.%3.%4.%5.%6.%7.%8 "/>
+      <w:lvlJc w:val="left"/>
+      <w:pPr>
+        <w:ind w:left="1440" w:hanging="1440"/>
+      </w:pPr>
+      <w:rPr/>
     </w:lvl>
     <w:lvl w:ilvl="8">
       <w:start w:val="1"/>
-      <w:numFmt w:val="bullet"/>
-      <w:lvlText w:val="■"/>
-      <w:lvlJc w:val="left"/>
-      <w:pPr>
-        <w:ind w:left="6480" w:hanging="360"/>
-      </w:pPr>
-      <w:rPr>
-        <w:u w:val="none"/>
-      </w:rPr>
+      <w:numFmt w:val="decimal"/>
+      <w:lvlText w:val=" %1.%2.%3.%4.%5.%6.%7.%8.%9 "/>
+      <w:lvlJc w:val="left"/>
+      <w:pPr>
+        <w:ind w:left="1584" w:hanging="1584"/>
+      </w:pPr>
+      <w:rPr/>
     </w:lvl>
   </w:abstractNum>
   <w:abstractNum w:abstractNumId="5">
     <w:lvl w:ilvl="0">
       <w:start w:val="1"/>
-      <w:numFmt w:val="bullet"/>
-      <w:lvlText w:val="●"/>
-      <w:lvlJc w:val="left"/>
-      <w:pPr>
-        <w:ind w:left="720" w:hanging="360"/>
-      </w:pPr>
-      <w:rPr>
-        <w:u w:val="none"/>
-      </w:rPr>
+      <w:numFmt w:val="decimal"/>
+      <w:lvlText w:val="%1."/>
+      <w:lvlJc w:val="left"/>
+      <w:pPr>
+        <w:ind w:left="432" w:hanging="432"/>
+      </w:pPr>
+      <w:rPr/>
     </w:lvl>
     <w:lvl w:ilvl="1">
       <w:start w:val="1"/>
-      <w:numFmt w:val="bullet"/>
-      <w:lvlText w:val="○"/>
-      <w:lvlJc w:val="left"/>
-      <w:pPr>
-        <w:ind w:left="1440" w:hanging="360"/>
-      </w:pPr>
-      <w:rPr>
-        <w:u w:val="none"/>
-      </w:rPr>
+      <w:numFmt w:val="decimal"/>
+      <w:lvlText w:val=" %1.%2 "/>
+      <w:lvlJc w:val="left"/>
+      <w:pPr>
+        <w:ind w:left="576" w:hanging="576"/>
+      </w:pPr>
+      <w:rPr/>
     </w:lvl>
     <w:lvl w:ilvl="2">
       <w:start w:val="1"/>
-      <w:numFmt w:val="bullet"/>
-      <w:lvlText w:val="■"/>
-      <w:lvlJc w:val="left"/>
-      <w:pPr>
-        <w:ind w:left="2160" w:hanging="360"/>
-      </w:pPr>
-      <w:rPr>
-        <w:u w:val="none"/>
-      </w:rPr>
+      <w:numFmt w:val="decimal"/>
+      <w:lvlText w:val=" %1.%2.%3 "/>
+      <w:lvlJc w:val="left"/>
+      <w:pPr>
+        <w:ind w:left="720" w:hanging="720"/>
+      </w:pPr>
+      <w:rPr/>
     </w:lvl>
     <w:lvl w:ilvl="3">
       <w:start w:val="1"/>
-      <w:numFmt w:val="bullet"/>
-      <w:lvlText w:val="●"/>
-      <w:lvlJc w:val="left"/>
-      <w:pPr>
-        <w:ind w:left="2880" w:hanging="360"/>
-      </w:pPr>
-      <w:rPr>
-        <w:u w:val="none"/>
-      </w:rPr>
+      <w:numFmt w:val="decimal"/>
+      <w:lvlText w:val=" %1.%2.%3.%4 "/>
+      <w:lvlJc w:val="left"/>
+      <w:pPr>
+        <w:ind w:left="864" w:hanging="864"/>
+      </w:pPr>
+      <w:rPr/>
     </w:lvl>
     <w:lvl w:ilvl="4">
       <w:start w:val="1"/>
-      <w:numFmt w:val="bullet"/>
-      <w:lvlText w:val="○"/>
-      <w:lvlJc w:val="left"/>
-      <w:pPr>
-        <w:ind w:left="3600" w:hanging="360"/>
-      </w:pPr>
-      <w:rPr>
-        <w:u w:val="none"/>
-      </w:rPr>
+      <w:numFmt w:val="decimal"/>
+      <w:lvlText w:val=" %1.%2.%3.%4.%5 "/>
+      <w:lvlJc w:val="left"/>
+      <w:pPr>
+        <w:ind w:left="1008.0000000000001" w:hanging="1008.0000000000001"/>
+      </w:pPr>
+      <w:rPr/>
     </w:lvl>
     <w:lvl w:ilvl="5">
       <w:start w:val="1"/>
-      <w:numFmt w:val="bullet"/>
-      <w:lvlText w:val="■"/>
-      <w:lvlJc w:val="left"/>
-      <w:pPr>
-        <w:ind w:left="4320" w:hanging="360"/>
-      </w:pPr>
-      <w:rPr>
-        <w:u w:val="none"/>
-      </w:rPr>
+      <w:numFmt w:val="decimal"/>
+      <w:lvlText w:val=" %1.%2.%3.%4.%5.%6 "/>
+      <w:lvlJc w:val="left"/>
+      <w:pPr>
+        <w:ind w:left="1152" w:hanging="1152"/>
+      </w:pPr>
+      <w:rPr/>
     </w:lvl>
     <w:lvl w:ilvl="6">
       <w:start w:val="1"/>
-      <w:numFmt w:val="bullet"/>
-      <w:lvlText w:val="●"/>
-      <w:lvlJc w:val="left"/>
-      <w:pPr>
-        <w:ind w:left="5040" w:hanging="360"/>
-      </w:pPr>
-      <w:rPr>
-        <w:u w:val="none"/>
-      </w:rPr>
+      <w:numFmt w:val="decimal"/>
+      <w:lvlText w:val=" %1.%2.%3.%4.%5.%6.%7 "/>
+      <w:lvlJc w:val="left"/>
+      <w:pPr>
+        <w:ind w:left="1296" w:hanging="1296"/>
+      </w:pPr>
+      <w:rPr/>
     </w:lvl>
     <w:lvl w:ilvl="7">
       <w:start w:val="1"/>
-      <w:numFmt w:val="bullet"/>
-      <w:lvlText w:val="○"/>
-      <w:lvlJc w:val="left"/>
-      <w:pPr>
-        <w:ind w:left="5760" w:hanging="360"/>
-      </w:pPr>
-      <w:rPr>
-        <w:u w:val="none"/>
-      </w:rPr>
+      <w:numFmt w:val="decimal"/>
+      <w:lvlText w:val=" %1.%2.%3.%4.%5.%6.%7.%8 "/>
+      <w:lvlJc w:val="left"/>
+      <w:pPr>
+        <w:ind w:left="1440" w:hanging="1440"/>
+      </w:pPr>
+      <w:rPr/>
     </w:lvl>
     <w:lvl w:ilvl="8">
       <w:start w:val="1"/>
-      <w:numFmt w:val="bullet"/>
-      <w:lvlText w:val="■"/>
-      <w:lvlJc w:val="left"/>
-      <w:pPr>
-        <w:ind w:left="6480" w:hanging="360"/>
-      </w:pPr>
-      <w:rPr>
-        <w:u w:val="none"/>
-      </w:rPr>
+      <w:numFmt w:val="decimal"/>
+      <w:lvlText w:val=" %1.%2.%3.%4.%5.%6.%7.%8.%9 "/>
+      <w:lvlJc w:val="left"/>
+      <w:pPr>
+        <w:ind w:left="1584" w:hanging="1584"/>
+      </w:pPr>
+      <w:rPr/>
     </w:lvl>
   </w:abstractNum>
   <w:abstractNum w:abstractNumId="6">
@@ -7536,185 +7543,221 @@
   <w:abstractNum w:abstractNumId="7">
     <w:lvl w:ilvl="0">
       <w:start w:val="1"/>
-      <w:numFmt w:val="decimal"/>
-      <w:lvlText w:val="%1."/>
-      <w:lvlJc w:val="left"/>
-      <w:pPr>
-        <w:ind w:left="432" w:hanging="432"/>
-      </w:pPr>
-      <w:rPr/>
+      <w:numFmt w:val="bullet"/>
+      <w:lvlText w:val="●"/>
+      <w:lvlJc w:val="left"/>
+      <w:pPr>
+        <w:ind w:left="720" w:hanging="360"/>
+      </w:pPr>
+      <w:rPr>
+        <w:u w:val="none"/>
+      </w:rPr>
     </w:lvl>
     <w:lvl w:ilvl="1">
       <w:start w:val="1"/>
-      <w:numFmt w:val="decimal"/>
-      <w:lvlText w:val=" %1.%2 "/>
-      <w:lvlJc w:val="left"/>
-      <w:pPr>
-        <w:ind w:left="576" w:hanging="576"/>
-      </w:pPr>
-      <w:rPr/>
+      <w:numFmt w:val="bullet"/>
+      <w:lvlText w:val="○"/>
+      <w:lvlJc w:val="left"/>
+      <w:pPr>
+        <w:ind w:left="1440" w:hanging="360"/>
+      </w:pPr>
+      <w:rPr>
+        <w:u w:val="none"/>
+      </w:rPr>
     </w:lvl>
     <w:lvl w:ilvl="2">
       <w:start w:val="1"/>
-      <w:numFmt w:val="decimal"/>
-      <w:lvlText w:val=" %1.%2.%3 "/>
-      <w:lvlJc w:val="left"/>
-      <w:pPr>
-        <w:ind w:left="720" w:hanging="720"/>
-      </w:pPr>
-      <w:rPr/>
+      <w:numFmt w:val="bullet"/>
+      <w:lvlText w:val="■"/>
+      <w:lvlJc w:val="left"/>
+      <w:pPr>
+        <w:ind w:left="2160" w:hanging="360"/>
+      </w:pPr>
+      <w:rPr>
+        <w:u w:val="none"/>
+      </w:rPr>
     </w:lvl>
     <w:lvl w:ilvl="3">
       <w:start w:val="1"/>
-      <w:numFmt w:val="decimal"/>
-      <w:lvlText w:val=" %1.%2.%3.%4 "/>
-      <w:lvlJc w:val="left"/>
-      <w:pPr>
-        <w:ind w:left="864" w:hanging="864"/>
-      </w:pPr>
-      <w:rPr/>
+      <w:numFmt w:val="bullet"/>
+      <w:lvlText w:val="●"/>
+      <w:lvlJc w:val="left"/>
+      <w:pPr>
+        <w:ind w:left="2880" w:hanging="360"/>
+      </w:pPr>
+      <w:rPr>
+        <w:u w:val="none"/>
+      </w:rPr>
     </w:lvl>
     <w:lvl w:ilvl="4">
       <w:start w:val="1"/>
-      <w:numFmt w:val="decimal"/>
-      <w:lvlText w:val=" %1.%2.%3.%4.%5 "/>
-      <w:lvlJc w:val="left"/>
-      <w:pPr>
-        <w:ind w:left="1008" w:hanging="1008"/>
-      </w:pPr>
-      <w:rPr/>
+      <w:numFmt w:val="bullet"/>
+      <w:lvlText w:val="○"/>
+      <w:lvlJc w:val="left"/>
+      <w:pPr>
+        <w:ind w:left="3600" w:hanging="360"/>
+      </w:pPr>
+      <w:rPr>
+        <w:u w:val="none"/>
+      </w:rPr>
     </w:lvl>
     <w:lvl w:ilvl="5">
       <w:start w:val="1"/>
-      <w:numFmt w:val="decimal"/>
-      <w:lvlText w:val=" %1.%2.%3.%4.%5.%6 "/>
-      <w:lvlJc w:val="left"/>
-      <w:pPr>
-        <w:ind w:left="1152" w:hanging="1152"/>
-      </w:pPr>
-      <w:rPr/>
+      <w:numFmt w:val="bullet"/>
+      <w:lvlText w:val="■"/>
+      <w:lvlJc w:val="left"/>
+      <w:pPr>
+        <w:ind w:left="4320" w:hanging="360"/>
+      </w:pPr>
+      <w:rPr>
+        <w:u w:val="none"/>
+      </w:rPr>
     </w:lvl>
     <w:lvl w:ilvl="6">
       <w:start w:val="1"/>
-      <w:numFmt w:val="decimal"/>
-      <w:lvlText w:val=" %1.%2.%3.%4.%5.%6.%7 "/>
-      <w:lvlJc w:val="left"/>
-      <w:pPr>
-        <w:ind w:left="1296" w:hanging="1296"/>
-      </w:pPr>
-      <w:rPr/>
+      <w:numFmt w:val="bullet"/>
+      <w:lvlText w:val="●"/>
+      <w:lvlJc w:val="left"/>
+      <w:pPr>
+        <w:ind w:left="5040" w:hanging="360"/>
+      </w:pPr>
+      <w:rPr>
+        <w:u w:val="none"/>
+      </w:rPr>
     </w:lvl>
     <w:lvl w:ilvl="7">
       <w:start w:val="1"/>
-      <w:numFmt w:val="decimal"/>
-      <w:lvlText w:val=" %1.%2.%3.%4.%5.%6.%7.%8 "/>
-      <w:lvlJc w:val="left"/>
-      <w:pPr>
-        <w:ind w:left="1440" w:hanging="1440"/>
-      </w:pPr>
-      <w:rPr/>
+      <w:numFmt w:val="bullet"/>
+      <w:lvlText w:val="○"/>
+      <w:lvlJc w:val="left"/>
+      <w:pPr>
+        <w:ind w:left="5760" w:hanging="360"/>
+      </w:pPr>
+      <w:rPr>
+        <w:u w:val="none"/>
+      </w:rPr>
     </w:lvl>
     <w:lvl w:ilvl="8">
       <w:start w:val="1"/>
-      <w:numFmt w:val="decimal"/>
-      <w:lvlText w:val=" %1.%2.%3.%4.%5.%6.%7.%8.%9 "/>
-      <w:lvlJc w:val="left"/>
-      <w:pPr>
-        <w:ind w:left="1584" w:hanging="1584"/>
-      </w:pPr>
-      <w:rPr/>
+      <w:numFmt w:val="bullet"/>
+      <w:lvlText w:val="■"/>
+      <w:lvlJc w:val="left"/>
+      <w:pPr>
+        <w:ind w:left="6480" w:hanging="360"/>
+      </w:pPr>
+      <w:rPr>
+        <w:u w:val="none"/>
+      </w:rPr>
     </w:lvl>
   </w:abstractNum>
   <w:abstractNum w:abstractNumId="8">
     <w:lvl w:ilvl="0">
       <w:start w:val="1"/>
-      <w:numFmt w:val="decimal"/>
-      <w:lvlText w:val="%1."/>
-      <w:lvlJc w:val="left"/>
-      <w:pPr>
-        <w:ind w:left="432" w:hanging="432"/>
-      </w:pPr>
-      <w:rPr/>
+      <w:numFmt w:val="bullet"/>
+      <w:lvlText w:val="●"/>
+      <w:lvlJc w:val="left"/>
+      <w:pPr>
+        <w:ind w:left="720" w:hanging="360"/>
+      </w:pPr>
+      <w:rPr>
+        <w:u w:val="none"/>
+      </w:rPr>
     </w:lvl>
     <w:lvl w:ilvl="1">
       <w:start w:val="1"/>
-      <w:numFmt w:val="decimal"/>
-      <w:lvlText w:val=" %1.%2 "/>
-      <w:lvlJc w:val="left"/>
-      <w:pPr>
-        <w:ind w:left="576" w:hanging="576"/>
-      </w:pPr>
-      <w:rPr/>
+      <w:numFmt w:val="bullet"/>
+      <w:lvlText w:val="○"/>
+      <w:lvlJc w:val="left"/>
+      <w:pPr>
+        <w:ind w:left="1440" w:hanging="360"/>
+      </w:pPr>
+      <w:rPr>
+        <w:u w:val="none"/>
+      </w:rPr>
     </w:lvl>
     <w:lvl w:ilvl="2">
       <w:start w:val="1"/>
-      <w:numFmt w:val="decimal"/>
-      <w:lvlText w:val=" %1.%2.%3 "/>
-      <w:lvlJc w:val="left"/>
-      <w:pPr>
-        <w:ind w:left="720" w:hanging="720"/>
-      </w:pPr>
-      <w:rPr/>
+      <w:numFmt w:val="bullet"/>
+      <w:lvlText w:val="■"/>
+      <w:lvlJc w:val="left"/>
+      <w:pPr>
+        <w:ind w:left="2160" w:hanging="360"/>
+      </w:pPr>
+      <w:rPr>
+        <w:u w:val="none"/>
+      </w:rPr>
     </w:lvl>
     <w:lvl w:ilvl="3">
       <w:start w:val="1"/>
-      <w:numFmt w:val="decimal"/>
-      <w:lvlText w:val=" %1.%2.%3.%4 "/>
-      <w:lvlJc w:val="left"/>
-      <w:pPr>
-        <w:ind w:left="864" w:hanging="864"/>
-      </w:pPr>
-      <w:rPr/>
+      <w:numFmt w:val="bullet"/>
+      <w:lvlText w:val="●"/>
+      <w:lvlJc w:val="left"/>
+      <w:pPr>
+        <w:ind w:left="2880" w:hanging="360"/>
+      </w:pPr>
+      <w:rPr>
+        <w:u w:val="none"/>
+      </w:rPr>
     </w:lvl>
     <w:lvl w:ilvl="4">
       <w:start w:val="1"/>
-      <w:numFmt w:val="decimal"/>
-      <w:lvlText w:val=" %1.%2.%3.%4.%5 "/>
-      <w:lvlJc w:val="left"/>
-      <w:pPr>
-        <w:ind w:left="1008.0000000000001" w:hanging="1008.0000000000001"/>
-      </w:pPr>
-      <w:rPr/>
+      <w:numFmt w:val="bullet"/>
+      <w:lvlText w:val="○"/>
+      <w:lvlJc w:val="left"/>
+      <w:pPr>
+        <w:ind w:left="3600" w:hanging="360"/>
+      </w:pPr>
+      <w:rPr>
+        <w:u w:val="none"/>
+      </w:rPr>
     </w:lvl>
     <w:lvl w:ilvl="5">
       <w:start w:val="1"/>
-      <w:numFmt w:val="decimal"/>
-      <w:lvlText w:val=" %1.%2.%3.%4.%5.%6 "/>
-      <w:lvlJc w:val="left"/>
-      <w:pPr>
-        <w:ind w:left="1152" w:hanging="1152"/>
-      </w:pPr>
-      <w:rPr/>
+      <w:numFmt w:val="bullet"/>
+      <w:lvlText w:val="■"/>
+      <w:lvlJc w:val="left"/>
+      <w:pPr>
+        <w:ind w:left="4320" w:hanging="360"/>
+      </w:pPr>
+      <w:rPr>
+        <w:u w:val="none"/>
+      </w:rPr>
     </w:lvl>
     <w:lvl w:ilvl="6">
       <w:start w:val="1"/>
-      <w:numFmt w:val="decimal"/>
-      <w:lvlText w:val=" %1.%2.%3.%4.%5.%6.%7 "/>
-      <w:lvlJc w:val="left"/>
-      <w:pPr>
-        <w:ind w:left="1296" w:hanging="1296"/>
-      </w:pPr>
-      <w:rPr/>
+      <w:numFmt w:val="bullet"/>
+      <w:lvlText w:val="●"/>
+      <w:lvlJc w:val="left"/>
+      <w:pPr>
+        <w:ind w:left="5040" w:hanging="360"/>
+      </w:pPr>
+      <w:rPr>
+        <w:u w:val="none"/>
+      </w:rPr>
     </w:lvl>
     <w:lvl w:ilvl="7">
       <w:start w:val="1"/>
-      <w:numFmt w:val="decimal"/>
-      <w:lvlText w:val=" %1.%2.%3.%4.%5.%6.%7.%8 "/>
-      <w:lvlJc w:val="left"/>
-      <w:pPr>
-        <w:ind w:left="1440" w:hanging="1440"/>
-      </w:pPr>
-      <w:rPr/>
+      <w:numFmt w:val="bullet"/>
+      <w:lvlText w:val="○"/>
+      <w:lvlJc w:val="left"/>
+      <w:pPr>
+        <w:ind w:left="5760" w:hanging="360"/>
+      </w:pPr>
+      <w:rPr>
+        <w:u w:val="none"/>
+      </w:rPr>
     </w:lvl>
     <w:lvl w:ilvl="8">
       <w:start w:val="1"/>
-      <w:numFmt w:val="decimal"/>
-      <w:lvlText w:val=" %1.%2.%3.%4.%5.%6.%7.%8.%9 "/>
-      <w:lvlJc w:val="left"/>
-      <w:pPr>
-        <w:ind w:left="1584" w:hanging="1584"/>
-      </w:pPr>
-      <w:rPr/>
+      <w:numFmt w:val="bullet"/>
+      <w:lvlText w:val="■"/>
+      <w:lvlJc w:val="left"/>
+      <w:pPr>
+        <w:ind w:left="6480" w:hanging="360"/>
+      </w:pPr>
+      <w:rPr>
+        <w:u w:val="none"/>
+      </w:rPr>
     </w:lvl>
   </w:abstractNum>
   <w:abstractNum w:abstractNumId="9">
@@ -7989,11 +8032,19 @@
       </w:pPr>
     </w:pPrDefault>
   </w:docDefaults>
+  <w:style w:type="table" w:styleId="TableNormal" w:default="1">
+    <w:name w:val="TableNormal"/>
+    <w:tblPr>
+      <w:tblCellMar>
+        <w:top w:w="100.0" w:type="dxa"/>
+        <w:left w:w="100.0" w:type="dxa"/>
+        <w:bottom w:w="100.0" w:type="dxa"/>
+        <w:right w:w="100.0" w:type="dxa"/>
+      </w:tblCellMar>
+    </w:tblPr>
+  </w:style>
   <w:style w:type="paragraph" w:styleId="Normal" w:default="1">
     <w:name w:val="normal"/>
-  </w:style>
-  <w:style w:type="table" w:styleId="TableNormal" w:default="1">
-    <w:name w:val="Table Normal"/>
   </w:style>
   <w:style w:type="paragraph" w:styleId="Heading1">
     <w:name w:val="heading 1"/>
@@ -8142,12 +8193,6 @@
     <w:tblPr>
       <w:tblStyleRowBandSize w:val="1"/>
       <w:tblStyleColBandSize w:val="1"/>
-      <w:tblCellMar>
-        <w:top w:w="100.0" w:type="dxa"/>
-        <w:left w:w="100.0" w:type="dxa"/>
-        <w:bottom w:w="100.0" w:type="dxa"/>
-        <w:right w:w="100.0" w:type="dxa"/>
-      </w:tblCellMar>
     </w:tblPr>
   </w:style>
   <w:style w:type="table" w:styleId="Table2">
@@ -8155,12 +8200,6 @@
     <w:tblPr>
       <w:tblStyleRowBandSize w:val="1"/>
       <w:tblStyleColBandSize w:val="1"/>
-      <w:tblCellMar>
-        <w:top w:w="100.0" w:type="dxa"/>
-        <w:left w:w="100.0" w:type="dxa"/>
-        <w:bottom w:w="100.0" w:type="dxa"/>
-        <w:right w:w="100.0" w:type="dxa"/>
-      </w:tblCellMar>
     </w:tblPr>
   </w:style>
   <w:style w:type="table" w:styleId="Table3">
@@ -8168,12 +8207,6 @@
     <w:tblPr>
       <w:tblStyleRowBandSize w:val="1"/>
       <w:tblStyleColBandSize w:val="1"/>
-      <w:tblCellMar>
-        <w:top w:w="100.0" w:type="dxa"/>
-        <w:left w:w="100.0" w:type="dxa"/>
-        <w:bottom w:w="100.0" w:type="dxa"/>
-        <w:right w:w="100.0" w:type="dxa"/>
-      </w:tblCellMar>
     </w:tblPr>
   </w:style>
   <w:style w:type="table" w:styleId="Table4">
@@ -8181,12 +8214,6 @@
     <w:tblPr>
       <w:tblStyleRowBandSize w:val="1"/>
       <w:tblStyleColBandSize w:val="1"/>
-      <w:tblCellMar>
-        <w:top w:w="100.0" w:type="dxa"/>
-        <w:left w:w="100.0" w:type="dxa"/>
-        <w:bottom w:w="100.0" w:type="dxa"/>
-        <w:right w:w="100.0" w:type="dxa"/>
-      </w:tblCellMar>
     </w:tblPr>
   </w:style>
   <w:style w:type="table" w:styleId="Table5">
@@ -8194,12 +8221,6 @@
     <w:tblPr>
       <w:tblStyleRowBandSize w:val="1"/>
       <w:tblStyleColBandSize w:val="1"/>
-      <w:tblCellMar>
-        <w:top w:w="100.0" w:type="dxa"/>
-        <w:left w:w="100.0" w:type="dxa"/>
-        <w:bottom w:w="100.0" w:type="dxa"/>
-        <w:right w:w="100.0" w:type="dxa"/>
-      </w:tblCellMar>
     </w:tblPr>
   </w:style>
   <w:style w:type="table" w:styleId="Table6">
@@ -8207,12 +8228,6 @@
     <w:tblPr>
       <w:tblStyleRowBandSize w:val="1"/>
       <w:tblStyleColBandSize w:val="1"/>
-      <w:tblCellMar>
-        <w:top w:w="100.0" w:type="dxa"/>
-        <w:left w:w="100.0" w:type="dxa"/>
-        <w:bottom w:w="100.0" w:type="dxa"/>
-        <w:right w:w="100.0" w:type="dxa"/>
-      </w:tblCellMar>
     </w:tblPr>
   </w:style>
 </w:styles>

--- a/valencia/UD04/UD04 - Implantació d'un ERP en la empresa.docx
+++ b/valencia/UD04/UD04 - Implantació d'un ERP en la empresa.docx
@@ -17,12 +17,13 @@
         <w:rPr>
           <w:rFonts w:ascii="Proxima Nova" w:cs="Proxima Nova" w:eastAsia="Proxima Nova" w:hAnsi="Proxima Nova"/>
           <w:b w:val="0"/>
+          <w:bCs w:val="0"/>
           <w:color w:val="669966"/>
           <w:sz w:val="48"/>
           <w:szCs w:val="48"/>
           <w:rtl w:val="0"/>
         </w:rPr>
-        <w:t xml:space="preserve"> Sistemes de Gestió Empresarial</w:t>
+        <w:t xml:space="preserve">Sistemes de Gestió Empresarial</w:t>
       </w:r>
       <w:r>
         <w:rPr>
@@ -173,6 +174,7 @@
         <w:rPr>
           <w:rFonts w:ascii="Raleway" w:cs="Raleway" w:eastAsia="Raleway" w:hAnsi="Raleway"/>
           <w:b w:val="1"/>
+          <w:bCs w:val="1"/>
           <w:smallCaps w:val="0"/>
           <w:color w:val="1a1a1a"/>
           <w:sz w:val="40"/>
@@ -206,12 +208,12 @@
             <wp:extent cx="765353" cy="265748"/>
             <wp:effectExtent b="0" l="0" r="0" t="0"/>
             <wp:wrapSquare wrapText="bothSides" distB="57150" distT="57150" distL="57150" distR="57150"/>
-            <wp:docPr id="19" name="image10.png"/>
+            <wp:docPr id="19" name="image7.png"/>
             <a:graphic>
               <a:graphicData uri="http://schemas.openxmlformats.org/drawingml/2006/picture">
                 <pic:pic>
                   <pic:nvPicPr>
-                    <pic:cNvPr id="0" name="image10.png"/>
+                    <pic:cNvPr id="0" name="image7.png"/>
                     <pic:cNvPicPr preferRelativeResize="0"/>
                   </pic:nvPicPr>
                   <pic:blipFill>
@@ -299,6 +301,7 @@
         <w:rPr>
           <w:rFonts w:ascii="Verdana" w:cs="Verdana" w:eastAsia="Verdana" w:hAnsi="Verdana"/>
           <w:b w:val="1"/>
+          <w:bCs w:val="1"/>
           <w:sz w:val="20"/>
           <w:szCs w:val="20"/>
         </w:rPr>
@@ -319,6 +322,7 @@
         <w:rPr>
           <w:rFonts w:ascii="Verdana" w:cs="Verdana" w:eastAsia="Verdana" w:hAnsi="Verdana"/>
           <w:b w:val="1"/>
+          <w:bCs w:val="1"/>
           <w:sz w:val="20"/>
           <w:szCs w:val="20"/>
           <w:rtl w:val="0"/>
@@ -352,12 +356,12 @@
             <wp:extent cx="765353" cy="265748"/>
             <wp:effectExtent b="0" l="0" r="0" t="0"/>
             <wp:wrapSquare wrapText="bothSides" distB="57150" distT="57150" distL="57150" distR="57150"/>
-            <wp:docPr id="14" name="image10.png"/>
+            <wp:docPr id="14" name="image7.png"/>
             <a:graphic>
               <a:graphicData uri="http://schemas.openxmlformats.org/drawingml/2006/picture">
                 <pic:pic>
                   <pic:nvPicPr>
-                    <pic:cNvPr id="0" name="image10.png"/>
+                    <pic:cNvPr id="0" name="image7.png"/>
                     <pic:cNvPicPr preferRelativeResize="0"/>
                   </pic:nvPicPr>
                   <pic:blipFill>
@@ -431,7 +435,9 @@
         <w:rPr>
           <w:rFonts w:ascii="Calibri" w:cs="Calibri" w:eastAsia="Calibri" w:hAnsi="Calibri"/>
           <w:b w:val="0"/>
+          <w:bCs w:val="0"/>
           <w:i w:val="0"/>
+          <w:iCs w:val="0"/>
           <w:smallCaps w:val="0"/>
           <w:strike w:val="0"/>
           <w:color w:val="000000"/>
@@ -446,7 +452,9 @@
         <w:rPr>
           <w:rFonts w:ascii="Calibri" w:cs="Calibri" w:eastAsia="Calibri" w:hAnsi="Calibri"/>
           <w:b w:val="0"/>
+          <w:bCs w:val="0"/>
           <w:i w:val="0"/>
+          <w:iCs w:val="0"/>
           <w:smallCaps w:val="0"/>
           <w:strike w:val="0"/>
           <w:color w:val="336633"/>
@@ -485,7 +493,9 @@
         <w:rPr>
           <w:rFonts w:ascii="Calibri" w:cs="Calibri" w:eastAsia="Calibri" w:hAnsi="Calibri"/>
           <w:b w:val="0"/>
+          <w:bCs w:val="0"/>
           <w:i w:val="0"/>
+          <w:iCs w:val="0"/>
           <w:smallCaps w:val="0"/>
           <w:strike w:val="0"/>
           <w:color w:val="000000"/>
@@ -500,7 +510,9 @@
         <w:rPr>
           <w:rFonts w:ascii="Calibri" w:cs="Calibri" w:eastAsia="Calibri" w:hAnsi="Calibri"/>
           <w:b w:val="0"/>
+          <w:bCs w:val="0"/>
           <w:i w:val="0"/>
+          <w:iCs w:val="0"/>
           <w:smallCaps w:val="0"/>
           <w:strike w:val="0"/>
           <w:color w:val="000000"/>
@@ -523,7 +535,9 @@
         <w:rPr>
           <w:rFonts w:ascii="Calibri" w:cs="Calibri" w:eastAsia="Calibri" w:hAnsi="Calibri"/>
           <w:b w:val="0"/>
+          <w:bCs w:val="0"/>
           <w:i w:val="0"/>
+          <w:iCs w:val="0"/>
           <w:smallCaps w:val="0"/>
           <w:strike w:val="0"/>
           <w:color w:val="000000"/>
@@ -557,7 +571,9 @@
         <w:rPr>
           <w:rFonts w:ascii="Calibri" w:cs="Calibri" w:eastAsia="Calibri" w:hAnsi="Calibri"/>
           <w:b w:val="0"/>
+          <w:bCs w:val="0"/>
           <w:i w:val="0"/>
+          <w:iCs w:val="0"/>
           <w:smallCaps w:val="0"/>
           <w:strike w:val="0"/>
           <w:color w:val="000000"/>
@@ -588,11 +604,13 @@
         <w:ind w:left="566.9291338582675" w:right="57" w:firstLine="0"/>
         <w:rPr>
           <w:b w:val="1"/>
+          <w:bCs w:val="1"/>
         </w:rPr>
       </w:pPr>
       <w:r>
         <w:rPr>
           <w:b w:val="1"/>
+          <w:bCs w:val="1"/>
           <w:sz w:val="20"/>
           <w:szCs w:val="20"/>
           <w:rtl w:val="0"/>
@@ -602,6 +620,7 @@
       <w:r>
         <w:rPr>
           <w:b w:val="1"/>
+          <w:bCs w:val="1"/>
           <w:rtl w:val="0"/>
         </w:rPr>
         <w:t xml:space="preserve">Important</w:t>
@@ -632,12 +651,14 @@
         <w:ind w:left="566.9291338582675" w:right="57" w:firstLine="0"/>
         <w:rPr>
           <w:b w:val="1"/>
+          <w:bCs w:val="1"/>
         </w:rPr>
       </w:pPr>
       <w:r>
         <w:rPr>
           <w:rFonts w:ascii="Pacifico" w:cs="Pacifico" w:eastAsia="Pacifico" w:hAnsi="Pacifico"/>
           <w:b w:val="1"/>
+          <w:bCs w:val="1"/>
           <w:sz w:val="20"/>
           <w:szCs w:val="20"/>
           <w:rtl w:val="0"/>
@@ -648,6 +669,7 @@
         <w:rPr>
           <w:rFonts w:ascii="Arimo" w:cs="Arimo" w:eastAsia="Arimo" w:hAnsi="Arimo"/>
           <w:b w:val="1"/>
+          <w:bCs w:val="1"/>
           <w:sz w:val="20"/>
           <w:szCs w:val="20"/>
           <w:rtl w:val="0"/>
@@ -657,6 +679,7 @@
       <w:r>
         <w:rPr>
           <w:b w:val="1"/>
+          <w:bCs w:val="1"/>
           <w:rtl w:val="0"/>
         </w:rPr>
         <w:t xml:space="preserve">Atenció</w:t>
@@ -688,6 +711,7 @@
         <w:rPr>
           <w:rFonts w:ascii="Arimo" w:cs="Arimo" w:eastAsia="Arimo" w:hAnsi="Arimo"/>
           <w:b w:val="1"/>
+          <w:bCs w:val="1"/>
           <w:sz w:val="20"/>
           <w:szCs w:val="20"/>
         </w:rPr>
@@ -695,6 +719,7 @@
       <w:r>
         <w:rPr>
           <w:b w:val="1"/>
+          <w:bCs w:val="1"/>
           <w:sz w:val="20"/>
           <w:szCs w:val="20"/>
           <w:rtl w:val="0"/>
@@ -704,6 +729,7 @@
       <w:r>
         <w:rPr>
           <w:b w:val="1"/>
+          <w:bCs w:val="1"/>
           <w:rtl w:val="0"/>
         </w:rPr>
         <w:t xml:space="preserve"> Interessant</w:t>
@@ -734,7 +760,9 @@
         <w:rPr>
           <w:rFonts w:ascii="Arial" w:cs="Arial" w:eastAsia="Arial" w:hAnsi="Arial"/>
           <w:b w:val="1"/>
+          <w:bCs w:val="1"/>
           <w:i w:val="0"/>
+          <w:iCs w:val="0"/>
           <w:smallCaps w:val="1"/>
           <w:strike w:val="0"/>
           <w:color w:val="000000"/>
@@ -749,7 +777,9 @@
         <w:rPr>
           <w:rFonts w:ascii="Arial" w:cs="Arial" w:eastAsia="Arial" w:hAnsi="Arial"/>
           <w:b w:val="1"/>
+          <w:bCs w:val="1"/>
           <w:i w:val="0"/>
+          <w:iCs w:val="0"/>
           <w:smallCaps w:val="1"/>
           <w:strike w:val="0"/>
           <w:color w:val="000000"/>
@@ -765,7 +795,7 @@
     </w:p>
     <w:sdt>
       <w:sdtPr>
-        <w:id w:val="424027328"/>
+        <w:id w:val="724384643"/>
         <w:docPartObj>
           <w:docPartGallery w:val="Table of Contents"/>
           <w:docPartUnique w:val="1"/>
@@ -782,7 +812,9 @@
             <w:rPr>
               <w:rFonts w:ascii="Arial" w:cs="Arial" w:eastAsia="Arial" w:hAnsi="Arial"/>
               <w:b w:val="1"/>
+              <w:bCs w:val="1"/>
               <w:i w:val="0"/>
+              <w:iCs w:val="0"/>
               <w:smallCaps w:val="0"/>
               <w:strike w:val="0"/>
               <w:color w:val="000000"/>
@@ -803,7 +835,9 @@
               <w:rPr>
                 <w:rFonts w:ascii="Verdana" w:cs="Verdana" w:eastAsia="Verdana" w:hAnsi="Verdana"/>
                 <w:b w:val="1"/>
+                <w:bCs w:val="1"/>
                 <w:i w:val="0"/>
+                <w:iCs w:val="0"/>
                 <w:smallCaps w:val="0"/>
                 <w:strike w:val="0"/>
                 <w:color w:val="000000"/>
@@ -836,7 +870,9 @@
             <w:rPr>
               <w:rFonts w:ascii="Arial" w:cs="Arial" w:eastAsia="Arial" w:hAnsi="Arial"/>
               <w:b w:val="0"/>
+              <w:bCs w:val="0"/>
               <w:i w:val="0"/>
+              <w:iCs w:val="0"/>
               <w:smallCaps w:val="0"/>
               <w:strike w:val="0"/>
               <w:color w:val="000000"/>
@@ -852,7 +888,9 @@
               <w:rPr>
                 <w:rFonts w:ascii="Verdana" w:cs="Verdana" w:eastAsia="Verdana" w:hAnsi="Verdana"/>
                 <w:b w:val="1"/>
+                <w:bCs w:val="1"/>
                 <w:i w:val="0"/>
+                <w:iCs w:val="0"/>
                 <w:smallCaps w:val="0"/>
                 <w:strike w:val="0"/>
                 <w:color w:val="000000"/>
@@ -884,7 +922,9 @@
             <w:rPr>
               <w:rFonts w:ascii="Arial" w:cs="Arial" w:eastAsia="Arial" w:hAnsi="Arial"/>
               <w:b w:val="1"/>
+              <w:bCs w:val="1"/>
               <w:i w:val="0"/>
+              <w:iCs w:val="0"/>
               <w:smallCaps w:val="0"/>
               <w:strike w:val="0"/>
               <w:color w:val="000000"/>
@@ -900,7 +940,9 @@
               <w:rPr>
                 <w:rFonts w:ascii="Verdana" w:cs="Verdana" w:eastAsia="Verdana" w:hAnsi="Verdana"/>
                 <w:b w:val="1"/>
+                <w:bCs w:val="1"/>
                 <w:i w:val="0"/>
+                <w:iCs w:val="0"/>
                 <w:smallCaps w:val="0"/>
                 <w:strike w:val="0"/>
                 <w:color w:val="000000"/>
@@ -933,7 +975,9 @@
             <w:rPr>
               <w:rFonts w:ascii="Arial" w:cs="Arial" w:eastAsia="Arial" w:hAnsi="Arial"/>
               <w:b w:val="0"/>
+              <w:bCs w:val="0"/>
               <w:i w:val="0"/>
+              <w:iCs w:val="0"/>
               <w:smallCaps w:val="0"/>
               <w:strike w:val="0"/>
               <w:color w:val="000000"/>
@@ -949,7 +993,9 @@
               <w:rPr>
                 <w:rFonts w:ascii="Verdana" w:cs="Verdana" w:eastAsia="Verdana" w:hAnsi="Verdana"/>
                 <w:b w:val="1"/>
+                <w:bCs w:val="1"/>
                 <w:i w:val="0"/>
+                <w:iCs w:val="0"/>
                 <w:smallCaps w:val="0"/>
                 <w:strike w:val="0"/>
                 <w:color w:val="000000"/>
@@ -982,7 +1028,9 @@
             <w:rPr>
               <w:rFonts w:ascii="Arial" w:cs="Arial" w:eastAsia="Arial" w:hAnsi="Arial"/>
               <w:b w:val="0"/>
+              <w:bCs w:val="0"/>
               <w:i w:val="0"/>
+              <w:iCs w:val="0"/>
               <w:smallCaps w:val="0"/>
               <w:strike w:val="0"/>
               <w:color w:val="000000"/>
@@ -998,7 +1046,9 @@
               <w:rPr>
                 <w:rFonts w:ascii="Verdana" w:cs="Verdana" w:eastAsia="Verdana" w:hAnsi="Verdana"/>
                 <w:b w:val="1"/>
+                <w:bCs w:val="1"/>
                 <w:i w:val="0"/>
+                <w:iCs w:val="0"/>
                 <w:smallCaps w:val="0"/>
                 <w:strike w:val="0"/>
                 <w:color w:val="000000"/>
@@ -1030,7 +1080,9 @@
             <w:rPr>
               <w:rFonts w:ascii="Arial" w:cs="Arial" w:eastAsia="Arial" w:hAnsi="Arial"/>
               <w:b w:val="1"/>
+              <w:bCs w:val="1"/>
               <w:i w:val="0"/>
+              <w:iCs w:val="0"/>
               <w:smallCaps w:val="0"/>
               <w:strike w:val="0"/>
               <w:color w:val="000000"/>
@@ -1046,7 +1098,9 @@
               <w:rPr>
                 <w:rFonts w:ascii="Verdana" w:cs="Verdana" w:eastAsia="Verdana" w:hAnsi="Verdana"/>
                 <w:b w:val="1"/>
+                <w:bCs w:val="1"/>
                 <w:i w:val="0"/>
+                <w:iCs w:val="0"/>
                 <w:smallCaps w:val="0"/>
                 <w:strike w:val="0"/>
                 <w:color w:val="000000"/>
@@ -1078,7 +1132,9 @@
             <w:rPr>
               <w:rFonts w:ascii="Arial" w:cs="Arial" w:eastAsia="Arial" w:hAnsi="Arial"/>
               <w:b w:val="1"/>
+              <w:bCs w:val="1"/>
               <w:i w:val="0"/>
+              <w:iCs w:val="0"/>
               <w:smallCaps w:val="0"/>
               <w:strike w:val="0"/>
               <w:color w:val="000000"/>
@@ -1094,7 +1150,9 @@
               <w:rPr>
                 <w:rFonts w:ascii="Verdana" w:cs="Verdana" w:eastAsia="Verdana" w:hAnsi="Verdana"/>
                 <w:b w:val="1"/>
+                <w:bCs w:val="1"/>
                 <w:i w:val="0"/>
+                <w:iCs w:val="0"/>
                 <w:smallCaps w:val="0"/>
                 <w:strike w:val="0"/>
                 <w:color w:val="000000"/>
@@ -1126,7 +1184,9 @@
             <w:rPr>
               <w:rFonts w:ascii="Arial" w:cs="Arial" w:eastAsia="Arial" w:hAnsi="Arial"/>
               <w:b w:val="1"/>
+              <w:bCs w:val="1"/>
               <w:i w:val="0"/>
+              <w:iCs w:val="0"/>
               <w:smallCaps w:val="0"/>
               <w:strike w:val="0"/>
               <w:color w:val="000000"/>
@@ -1142,7 +1202,9 @@
               <w:rPr>
                 <w:rFonts w:ascii="Verdana" w:cs="Verdana" w:eastAsia="Verdana" w:hAnsi="Verdana"/>
                 <w:b w:val="1"/>
+                <w:bCs w:val="1"/>
                 <w:i w:val="0"/>
+                <w:iCs w:val="0"/>
                 <w:smallCaps w:val="0"/>
                 <w:strike w:val="0"/>
                 <w:color w:val="000000"/>
@@ -1174,7 +1236,9 @@
             <w:rPr>
               <w:rFonts w:ascii="Arial" w:cs="Arial" w:eastAsia="Arial" w:hAnsi="Arial"/>
               <w:b w:val="1"/>
+              <w:bCs w:val="1"/>
               <w:i w:val="0"/>
+              <w:iCs w:val="0"/>
               <w:smallCaps w:val="0"/>
               <w:strike w:val="0"/>
               <w:color w:val="000000"/>
@@ -1190,7 +1254,9 @@
               <w:rPr>
                 <w:rFonts w:ascii="Verdana" w:cs="Verdana" w:eastAsia="Verdana" w:hAnsi="Verdana"/>
                 <w:b w:val="1"/>
+                <w:bCs w:val="1"/>
                 <w:i w:val="0"/>
+                <w:iCs w:val="0"/>
                 <w:smallCaps w:val="0"/>
                 <w:strike w:val="0"/>
                 <w:color w:val="000000"/>
@@ -1222,7 +1288,9 @@
             <w:rPr>
               <w:rFonts w:ascii="Arial" w:cs="Arial" w:eastAsia="Arial" w:hAnsi="Arial"/>
               <w:b w:val="1"/>
+              <w:bCs w:val="1"/>
               <w:i w:val="0"/>
+              <w:iCs w:val="0"/>
               <w:smallCaps w:val="0"/>
               <w:strike w:val="0"/>
               <w:color w:val="000000"/>
@@ -1238,7 +1306,9 @@
               <w:rPr>
                 <w:rFonts w:ascii="Verdana" w:cs="Verdana" w:eastAsia="Verdana" w:hAnsi="Verdana"/>
                 <w:b w:val="1"/>
+                <w:bCs w:val="1"/>
                 <w:i w:val="0"/>
+                <w:iCs w:val="0"/>
                 <w:smallCaps w:val="0"/>
                 <w:strike w:val="0"/>
                 <w:color w:val="000000"/>
@@ -1270,7 +1340,9 @@
             <w:rPr>
               <w:rFonts w:ascii="Arial" w:cs="Arial" w:eastAsia="Arial" w:hAnsi="Arial"/>
               <w:b w:val="1"/>
+              <w:bCs w:val="1"/>
               <w:i w:val="0"/>
+              <w:iCs w:val="0"/>
               <w:smallCaps w:val="0"/>
               <w:strike w:val="0"/>
               <w:color w:val="000000"/>
@@ -1286,7 +1358,9 @@
               <w:rPr>
                 <w:rFonts w:ascii="Verdana" w:cs="Verdana" w:eastAsia="Verdana" w:hAnsi="Verdana"/>
                 <w:b w:val="1"/>
+                <w:bCs w:val="1"/>
                 <w:i w:val="0"/>
+                <w:iCs w:val="0"/>
                 <w:smallCaps w:val="0"/>
                 <w:strike w:val="0"/>
                 <w:color w:val="000000"/>
@@ -1319,7 +1393,9 @@
             <w:rPr>
               <w:rFonts w:ascii="Arial" w:cs="Arial" w:eastAsia="Arial" w:hAnsi="Arial"/>
               <w:b w:val="0"/>
+              <w:bCs w:val="0"/>
               <w:i w:val="0"/>
+              <w:iCs w:val="0"/>
               <w:smallCaps w:val="0"/>
               <w:strike w:val="0"/>
               <w:color w:val="000000"/>
@@ -1335,7 +1411,9 @@
               <w:rPr>
                 <w:rFonts w:ascii="Verdana" w:cs="Verdana" w:eastAsia="Verdana" w:hAnsi="Verdana"/>
                 <w:b w:val="1"/>
+                <w:bCs w:val="1"/>
                 <w:i w:val="0"/>
+                <w:iCs w:val="0"/>
                 <w:smallCaps w:val="0"/>
                 <w:strike w:val="0"/>
                 <w:color w:val="000000"/>
@@ -1368,7 +1446,9 @@
             <w:rPr>
               <w:rFonts w:ascii="Arial" w:cs="Arial" w:eastAsia="Arial" w:hAnsi="Arial"/>
               <w:b w:val="0"/>
+              <w:bCs w:val="0"/>
               <w:i w:val="0"/>
+              <w:iCs w:val="0"/>
               <w:smallCaps w:val="0"/>
               <w:strike w:val="0"/>
               <w:color w:val="000000"/>
@@ -1384,7 +1464,9 @@
               <w:rPr>
                 <w:rFonts w:ascii="Verdana" w:cs="Verdana" w:eastAsia="Verdana" w:hAnsi="Verdana"/>
                 <w:b w:val="1"/>
+                <w:bCs w:val="1"/>
                 <w:i w:val="0"/>
+                <w:iCs w:val="0"/>
                 <w:smallCaps w:val="0"/>
                 <w:strike w:val="0"/>
                 <w:color w:val="000000"/>
@@ -1417,7 +1499,9 @@
             <w:rPr>
               <w:rFonts w:ascii="Arial" w:cs="Arial" w:eastAsia="Arial" w:hAnsi="Arial"/>
               <w:b w:val="0"/>
+              <w:bCs w:val="0"/>
               <w:i w:val="0"/>
+              <w:iCs w:val="0"/>
               <w:smallCaps w:val="0"/>
               <w:strike w:val="0"/>
               <w:color w:val="000000"/>
@@ -1433,7 +1517,9 @@
               <w:rPr>
                 <w:rFonts w:ascii="Verdana" w:cs="Verdana" w:eastAsia="Verdana" w:hAnsi="Verdana"/>
                 <w:b w:val="1"/>
+                <w:bCs w:val="1"/>
                 <w:i w:val="0"/>
+                <w:iCs w:val="0"/>
                 <w:smallCaps w:val="0"/>
                 <w:strike w:val="0"/>
                 <w:color w:val="000000"/>
@@ -1466,7 +1552,9 @@
             <w:rPr>
               <w:rFonts w:ascii="Arial" w:cs="Arial" w:eastAsia="Arial" w:hAnsi="Arial"/>
               <w:b w:val="0"/>
+              <w:bCs w:val="0"/>
               <w:i w:val="0"/>
+              <w:iCs w:val="0"/>
               <w:smallCaps w:val="0"/>
               <w:strike w:val="0"/>
               <w:color w:val="000000"/>
@@ -1482,7 +1570,9 @@
               <w:rPr>
                 <w:rFonts w:ascii="Verdana" w:cs="Verdana" w:eastAsia="Verdana" w:hAnsi="Verdana"/>
                 <w:b w:val="1"/>
+                <w:bCs w:val="1"/>
                 <w:i w:val="0"/>
+                <w:iCs w:val="0"/>
                 <w:smallCaps w:val="0"/>
                 <w:strike w:val="0"/>
                 <w:color w:val="000000"/>
@@ -1514,7 +1604,9 @@
             <w:rPr>
               <w:rFonts w:ascii="Arial" w:cs="Arial" w:eastAsia="Arial" w:hAnsi="Arial"/>
               <w:b w:val="1"/>
+              <w:bCs w:val="1"/>
               <w:i w:val="0"/>
+              <w:iCs w:val="0"/>
               <w:smallCaps w:val="0"/>
               <w:strike w:val="0"/>
               <w:color w:val="000000"/>
@@ -1530,7 +1622,9 @@
               <w:rPr>
                 <w:rFonts w:ascii="Verdana" w:cs="Verdana" w:eastAsia="Verdana" w:hAnsi="Verdana"/>
                 <w:b w:val="1"/>
+                <w:bCs w:val="1"/>
                 <w:i w:val="0"/>
+                <w:iCs w:val="0"/>
                 <w:smallCaps w:val="0"/>
                 <w:strike w:val="0"/>
                 <w:color w:val="000000"/>
@@ -1562,7 +1656,9 @@
             <w:rPr>
               <w:rFonts w:ascii="Arial" w:cs="Arial" w:eastAsia="Arial" w:hAnsi="Arial"/>
               <w:b w:val="1"/>
+              <w:bCs w:val="1"/>
               <w:i w:val="0"/>
+              <w:iCs w:val="0"/>
               <w:smallCaps w:val="0"/>
               <w:strike w:val="0"/>
               <w:color w:val="000000"/>
@@ -1578,7 +1674,9 @@
               <w:rPr>
                 <w:rFonts w:ascii="Verdana" w:cs="Verdana" w:eastAsia="Verdana" w:hAnsi="Verdana"/>
                 <w:b w:val="1"/>
+                <w:bCs w:val="1"/>
                 <w:i w:val="0"/>
+                <w:iCs w:val="0"/>
                 <w:smallCaps w:val="0"/>
                 <w:strike w:val="0"/>
                 <w:color w:val="000000"/>
@@ -1625,6 +1723,7 @@
         <w:rPr>
           <w:rFonts w:ascii="Arial" w:cs="Arial" w:eastAsia="Arial" w:hAnsi="Arial"/>
           <w:b w:val="1"/>
+          <w:bCs w:val="1"/>
           <w:smallCaps w:val="1"/>
           <w:sz w:val="32"/>
           <w:szCs w:val="32"/>
@@ -1674,7 +1773,7 @@
         <w:rPr>
           <w:rtl w:val="0"/>
         </w:rPr>
-        <w:t xml:space="preserve">En aquesta unitat mostrarem com implantar un sistema Odoo 18 en una empresa. Per a això ens valdrem d'un exemple d'implantació d'un sistema ERP en una taverna. Partirem del context en què tenim un sistema Odoo amb la instal·lació bàsica proposada en la unitat 3.</w:t>
+        <w:t xml:space="preserve">En aquesta unitat mostrarem com implantar un sistema Odoo 19 en una empresa. Per a això ens valdrem d'un exemple d'implantació d'un sistema ERP en una taverna. Partirem del context en què tenim un sistema Odoo amb la instal·lació bàsica proposada en la unitat 3.</w:t>
       </w:r>
     </w:p>
     <w:p>
@@ -1706,6 +1805,7 @@
         <w:rPr>
           <w:rFonts w:ascii="Pacifico" w:cs="Pacifico" w:eastAsia="Pacifico" w:hAnsi="Pacifico"/>
           <w:b w:val="1"/>
+          <w:bCs w:val="1"/>
           <w:sz w:val="20"/>
           <w:szCs w:val="20"/>
           <w:rtl w:val="0"/>
@@ -1716,6 +1816,7 @@
         <w:rPr>
           <w:rFonts w:ascii="Arimo" w:cs="Arimo" w:eastAsia="Arimo" w:hAnsi="Arimo"/>
           <w:b w:val="1"/>
+          <w:bCs w:val="1"/>
           <w:sz w:val="20"/>
           <w:szCs w:val="20"/>
           <w:rtl w:val="0"/>
@@ -1725,6 +1826,7 @@
       <w:r>
         <w:rPr>
           <w:b w:val="1"/>
+          <w:bCs w:val="1"/>
           <w:rtl w:val="0"/>
         </w:rPr>
         <w:t xml:space="preserve">Atenció: </w:t>
@@ -1733,7 +1835,7 @@
         <w:rPr>
           <w:rtl w:val="0"/>
         </w:rPr>
-        <w:t xml:space="preserve"> aquesta unitat no és un exemple "pas a pas" de com realitzar totes les accions, sinó un esbós de quina configuració i mòduls poden utilitzar-se per implantar Odoo 18 Per a alguns detalls haureu de recolzar-vos en la documentació d'usuari.</w:t>
+        <w:t xml:space="preserve"> aquesta unitat no és un exemple "pas a pas" de com realitzar totes les accions, sinó un esbós de quina configuració i mòduls poden utilitzar-se per implantar Odoo 19 Per a alguns detalls haureu de recolzar-vos en la documentació d'usuari.</w:t>
       </w:r>
       <w:r>
         <w:rPr>
@@ -1746,6 +1848,7 @@
         <w:pageBreakBefore w:val="0"/>
         <w:rPr>
           <w:b w:val="1"/>
+          <w:bCs w:val="1"/>
           <w:u w:val="single"/>
         </w:rPr>
       </w:pPr>
@@ -1763,14 +1866,16 @@
       <w:r>
         <w:rPr>
           <w:b w:val="1"/>
+          <w:bCs w:val="1"/>
           <w:u w:val="single"/>
           <w:rtl w:val="0"/>
         </w:rPr>
-        <w:t xml:space="preserve">Documentació d'usuari d’Odoo 18:</w:t>
+        <w:t xml:space="preserve">Documentació d'usuari d’Odoo 19:</w:t>
       </w:r>
       <w:r>
         <w:rPr>
           <w:b w:val="1"/>
+          <w:bCs w:val="1"/>
           <w:rtl w:val="0"/>
         </w:rPr>
         <w:t xml:space="preserve"> </w:t>
@@ -1788,7 +1893,7 @@
             <w:u w:val="single"/>
             <w:rtl w:val="0"/>
           </w:rPr>
-          <w:t xml:space="preserve">https://www.odoo.com/documentation/18.0/</w:t>
+          <w:t xml:space="preserve">https://www.odoo.com/documentation/19.0/</w:t>
         </w:r>
       </w:hyperlink>
       <w:r>
@@ -1874,7 +1979,7 @@
         <w:rPr>
           <w:rtl w:val="0"/>
         </w:rPr>
-        <w:t xml:space="preserve">Aquest problema el va fer reflexionar a Moe i l'ha impulsat a plantejar modernitzar el seu negoci. Després de plantejar diverses opcions, Moe (que és conegut per la seua gasiveria) ha decidit utilitzar Odoo 18 Community Edition, especialment per ser lliure i gratuït.</w:t>
+        <w:t xml:space="preserve">Aquest problema el va fer reflexionar a Moe i l'ha impulsat a plantejar modernitzar el seu negoci. Després de plantejar diverses opcions, Moe (que és conegut per la seua gasiveria) ha decidit utilitzar Odoo 19 Community Edition, especialment per ser lliure i gratuït.</w:t>
       </w:r>
     </w:p>
     <w:p>
@@ -1942,12 +2047,12 @@
           <wp:inline distB="114300" distT="114300" distL="114300" distR="114300">
             <wp:extent cx="4588193" cy="1581162"/>
             <wp:effectExtent b="0" l="0" r="0" t="0"/>
-            <wp:docPr id="9" name="image25.png"/>
+            <wp:docPr id="9" name="image12.png"/>
             <a:graphic>
               <a:graphicData uri="http://schemas.openxmlformats.org/drawingml/2006/picture">
                 <pic:pic>
                   <pic:nvPicPr>
-                    <pic:cNvPr id="0" name="image25.png"/>
+                    <pic:cNvPr id="0" name="image12.png"/>
                     <pic:cNvPicPr preferRelativeResize="0"/>
                   </pic:nvPicPr>
                   <pic:blipFill>
@@ -2092,12 +2197,12 @@
           <wp:inline distB="114300" distT="114300" distL="114300" distR="114300">
             <wp:extent cx="5131118" cy="1231468"/>
             <wp:effectExtent b="0" l="0" r="0" t="0"/>
-            <wp:docPr id="18" name="image14.png"/>
+            <wp:docPr id="18" name="image9.png"/>
             <a:graphic>
               <a:graphicData uri="http://schemas.openxmlformats.org/drawingml/2006/picture">
                 <pic:pic>
                   <pic:nvPicPr>
-                    <pic:cNvPr id="0" name="image14.png"/>
+                    <pic:cNvPr id="0" name="image9.png"/>
                     <pic:cNvPicPr preferRelativeResize="0"/>
                   </pic:nvPicPr>
                   <pic:blipFill>
@@ -2187,11 +2292,13 @@
         <w:pageBreakBefore w:val="0"/>
         <w:rPr>
           <w:b w:val="1"/>
+          <w:bCs w:val="1"/>
         </w:rPr>
       </w:pPr>
       <w:r>
         <w:rPr>
           <w:b w:val="1"/>
+          <w:bCs w:val="1"/>
           <w:rtl w:val="0"/>
         </w:rPr>
         <w:t xml:space="preserve">Dades de l'empresa: (A "Configuració -&gt; Opcions generals")</w:t>
@@ -2209,12 +2316,12 @@
           <wp:inline distB="114300" distT="114300" distL="114300" distR="114300">
             <wp:extent cx="4462500" cy="3060000"/>
             <wp:effectExtent b="0" l="0" r="0" t="0"/>
-            <wp:docPr id="26" name="image22.png"/>
+            <wp:docPr id="26" name="image23.png"/>
             <a:graphic>
               <a:graphicData uri="http://schemas.openxmlformats.org/drawingml/2006/picture">
                 <pic:pic>
                   <pic:nvPicPr>
-                    <pic:cNvPr id="0" name="image22.png"/>
+                    <pic:cNvPr id="0" name="image23.png"/>
                     <pic:cNvPicPr preferRelativeResize="0"/>
                   </pic:nvPicPr>
                   <pic:blipFill>
@@ -2271,6 +2378,7 @@
         <w:pageBreakBefore w:val="0"/>
         <w:rPr>
           <w:b w:val="1"/>
+          <w:bCs w:val="1"/>
           <w:u w:val="single"/>
         </w:rPr>
       </w:pPr>
@@ -2291,24 +2399,26 @@
         <w:pageBreakBefore w:val="0"/>
         <w:rPr>
           <w:b w:val="1"/>
+          <w:bCs w:val="1"/>
           <w:u w:val="single"/>
         </w:rPr>
       </w:pPr>
       <w:r>
         <w:rPr>
           <w:b w:val="1"/>
+          <w:bCs w:val="1"/>
           <w:u w:val="single"/>
         </w:rPr>
         <w:drawing>
           <wp:inline distB="114300" distT="114300" distL="114300" distR="114300">
             <wp:extent cx="6192210" cy="2641600"/>
             <wp:effectExtent b="0" l="0" r="0" t="0"/>
-            <wp:docPr id="17" name="image16.png"/>
+            <wp:docPr id="17" name="image8.png"/>
             <a:graphic>
               <a:graphicData uri="http://schemas.openxmlformats.org/drawingml/2006/picture">
                 <pic:pic>
                   <pic:nvPicPr>
-                    <pic:cNvPr id="0" name="image16.png"/>
+                    <pic:cNvPr id="0" name="image8.png"/>
                     <pic:cNvPicPr preferRelativeResize="0"/>
                   </pic:nvPicPr>
                   <pic:blipFill>
@@ -2344,6 +2454,7 @@
         <w:jc w:val="center"/>
         <w:rPr>
           <w:b w:val="1"/>
+          <w:bCs w:val="1"/>
           <w:u w:val="single"/>
         </w:rPr>
       </w:pPr>
@@ -2371,6 +2482,7 @@
         <w:rPr>
           <w:rFonts w:ascii="Pacifico" w:cs="Pacifico" w:eastAsia="Pacifico" w:hAnsi="Pacifico"/>
           <w:b w:val="1"/>
+          <w:bCs w:val="1"/>
           <w:sz w:val="20"/>
           <w:szCs w:val="20"/>
           <w:rtl w:val="0"/>
@@ -2381,6 +2493,7 @@
         <w:rPr>
           <w:rFonts w:ascii="Arimo" w:cs="Arimo" w:eastAsia="Arimo" w:hAnsi="Arimo"/>
           <w:b w:val="1"/>
+          <w:bCs w:val="1"/>
           <w:sz w:val="20"/>
           <w:szCs w:val="20"/>
           <w:rtl w:val="0"/>
@@ -2390,6 +2503,7 @@
       <w:r>
         <w:rPr>
           <w:b w:val="1"/>
+          <w:bCs w:val="1"/>
           <w:rtl w:val="0"/>
         </w:rPr>
         <w:t xml:space="preserve">Atenció:</w:t>
@@ -2411,11 +2525,13 @@
         <w:pageBreakBefore w:val="0"/>
         <w:rPr>
           <w:b w:val="1"/>
+          <w:bCs w:val="1"/>
         </w:rPr>
       </w:pPr>
       <w:r>
         <w:rPr>
           <w:b w:val="1"/>
+          <w:bCs w:val="1"/>
           <w:rtl w:val="0"/>
         </w:rPr>
         <w:t xml:space="preserve">Localització fiscal: (A "Configuració -&gt; Facturació / Comptabilitat"):</w:t>
@@ -2426,6 +2542,7 @@
         <w:pageBreakBefore w:val="0"/>
         <w:rPr>
           <w:b w:val="1"/>
+          <w:bCs w:val="1"/>
         </w:rPr>
       </w:pPr>
       <w:r>
@@ -2452,12 +2569,12 @@
           <wp:inline distB="114300" distT="114300" distL="114300" distR="114300">
             <wp:extent cx="6192210" cy="2933700"/>
             <wp:effectExtent b="0" l="0" r="0" t="0"/>
-            <wp:docPr id="5" name="image11.png"/>
+            <wp:docPr id="5" name="image4.png"/>
             <a:graphic>
               <a:graphicData uri="http://schemas.openxmlformats.org/drawingml/2006/picture">
                 <pic:pic>
                   <pic:nvPicPr>
-                    <pic:cNvPr id="0" name="image11.png"/>
+                    <pic:cNvPr id="0" name="image4.png"/>
                     <pic:cNvPicPr preferRelativeResize="0"/>
                   </pic:nvPicPr>
                   <pic:blipFill>
@@ -2544,12 +2661,12 @@
           <wp:inline distB="114300" distT="114300" distL="114300" distR="114300">
             <wp:extent cx="4240050" cy="838244"/>
             <wp:effectExtent b="0" l="0" r="0" t="0"/>
-            <wp:docPr id="21" name="image19.png"/>
+            <wp:docPr id="21" name="image16.png"/>
             <a:graphic>
               <a:graphicData uri="http://schemas.openxmlformats.org/drawingml/2006/picture">
                 <pic:pic>
                   <pic:nvPicPr>
-                    <pic:cNvPr id="0" name="image19.png"/>
+                    <pic:cNvPr id="0" name="image16.png"/>
                     <pic:cNvPicPr preferRelativeResize="0"/>
                   </pic:nvPicPr>
                   <pic:blipFill>
@@ -2727,12 +2844,12 @@
           <wp:inline distB="114300" distT="114300" distL="114300" distR="114300">
             <wp:extent cx="6192210" cy="2425700"/>
             <wp:effectExtent b="0" l="0" r="0" t="0"/>
-            <wp:docPr id="24" name="image27.png"/>
+            <wp:docPr id="24" name="image24.png"/>
             <a:graphic>
               <a:graphicData uri="http://schemas.openxmlformats.org/drawingml/2006/picture">
                 <pic:pic>
                   <pic:nvPicPr>
-                    <pic:cNvPr id="0" name="image27.png"/>
+                    <pic:cNvPr id="0" name="image24.png"/>
                     <pic:cNvPicPr preferRelativeResize="0"/>
                   </pic:nvPicPr>
                   <pic:blipFill>
@@ -2852,12 +2969,12 @@
           <wp:inline distB="114300" distT="114300" distL="114300" distR="114300">
             <wp:extent cx="6192210" cy="2654300"/>
             <wp:effectExtent b="0" l="0" r="0" t="0"/>
-            <wp:docPr id="1" name="image1.png"/>
+            <wp:docPr id="1" name="image6.png"/>
             <a:graphic>
               <a:graphicData uri="http://schemas.openxmlformats.org/drawingml/2006/picture">
                 <pic:pic>
                   <pic:nvPicPr>
-                    <pic:cNvPr id="0" name="image1.png"/>
+                    <pic:cNvPr id="0" name="image6.png"/>
                     <pic:cNvPicPr preferRelativeResize="0"/>
                   </pic:nvPicPr>
                   <pic:blipFill>
@@ -2981,12 +3098,12 @@
           <wp:inline distB="114300" distT="114300" distL="114300" distR="114300">
             <wp:extent cx="6192210" cy="1460500"/>
             <wp:effectExtent b="0" l="0" r="0" t="0"/>
-            <wp:docPr id="15" name="image2.png"/>
+            <wp:docPr id="15" name="image19.png"/>
             <a:graphic>
               <a:graphicData uri="http://schemas.openxmlformats.org/drawingml/2006/picture">
                 <pic:pic>
                   <pic:nvPicPr>
-                    <pic:cNvPr id="0" name="image2.png"/>
+                    <pic:cNvPr id="0" name="image19.png"/>
                     <pic:cNvPicPr preferRelativeResize="0"/>
                   </pic:nvPicPr>
                   <pic:blipFill>
@@ -3052,12 +3169,12 @@
           <wp:inline distB="114300" distT="114300" distL="114300" distR="114300">
             <wp:extent cx="5241600" cy="1523139"/>
             <wp:effectExtent b="0" l="0" r="0" t="0"/>
-            <wp:docPr id="23" name="image21.png"/>
+            <wp:docPr id="23" name="image15.png"/>
             <a:graphic>
               <a:graphicData uri="http://schemas.openxmlformats.org/drawingml/2006/picture">
                 <pic:pic>
                   <pic:nvPicPr>
-                    <pic:cNvPr id="0" name="image21.png"/>
+                    <pic:cNvPr id="0" name="image15.png"/>
                     <pic:cNvPicPr preferRelativeResize="0"/>
                   </pic:nvPicPr>
                   <pic:blipFill>
@@ -3175,12 +3292,12 @@
           <wp:inline distB="114300" distT="114300" distL="114300" distR="114300">
             <wp:extent cx="6192210" cy="1219200"/>
             <wp:effectExtent b="0" l="0" r="0" t="0"/>
-            <wp:docPr id="16" name="image15.png"/>
+            <wp:docPr id="16" name="image5.png"/>
             <a:graphic>
               <a:graphicData uri="http://schemas.openxmlformats.org/drawingml/2006/picture">
                 <pic:pic>
                   <pic:nvPicPr>
-                    <pic:cNvPr id="0" name="image15.png"/>
+                    <pic:cNvPr id="0" name="image5.png"/>
                     <pic:cNvPicPr preferRelativeResize="0"/>
                   </pic:nvPicPr>
                   <pic:blipFill>
@@ -3234,12 +3351,12 @@
           <wp:inline distB="114300" distT="114300" distL="114300" distR="114300">
             <wp:extent cx="6192210" cy="1104900"/>
             <wp:effectExtent b="0" l="0" r="0" t="0"/>
-            <wp:docPr id="28" name="image13.png"/>
+            <wp:docPr id="28" name="image25.png"/>
             <a:graphic>
               <a:graphicData uri="http://schemas.openxmlformats.org/drawingml/2006/picture">
                 <pic:pic>
                   <pic:nvPicPr>
-                    <pic:cNvPr id="0" name="image13.png"/>
+                    <pic:cNvPr id="0" name="image25.png"/>
                     <pic:cNvPicPr preferRelativeResize="0"/>
                   </pic:nvPicPr>
                   <pic:blipFill>
@@ -3286,6 +3403,7 @@
       <w:r>
         <w:rPr>
           <w:b w:val="1"/>
+          <w:bCs w:val="1"/>
           <w:sz w:val="20"/>
           <w:szCs w:val="20"/>
           <w:rtl w:val="0"/>
@@ -3295,6 +3413,7 @@
       <w:r>
         <w:rPr>
           <w:b w:val="1"/>
+          <w:bCs w:val="1"/>
           <w:rtl w:val="0"/>
         </w:rPr>
         <w:t xml:space="preserve">Important: </w:t>
@@ -3372,12 +3491,12 @@
           <wp:inline distB="114300" distT="114300" distL="114300" distR="114300">
             <wp:extent cx="6192210" cy="1117600"/>
             <wp:effectExtent b="0" l="0" r="0" t="0"/>
-            <wp:docPr id="7" name="image3.png"/>
+            <wp:docPr id="7" name="image13.png"/>
             <a:graphic>
               <a:graphicData uri="http://schemas.openxmlformats.org/drawingml/2006/picture">
                 <pic:pic>
                   <pic:nvPicPr>
-                    <pic:cNvPr id="0" name="image3.png"/>
+                    <pic:cNvPr id="0" name="image13.png"/>
                     <pic:cNvPicPr preferRelativeResize="0"/>
                   </pic:nvPicPr>
                   <pic:blipFill>
@@ -3442,12 +3561,12 @@
           <wp:inline distB="114300" distT="114300" distL="114300" distR="114300">
             <wp:extent cx="3763800" cy="661936"/>
             <wp:effectExtent b="0" l="0" r="0" t="0"/>
-            <wp:docPr id="22" name="image12.png"/>
+            <wp:docPr id="22" name="image20.png"/>
             <a:graphic>
               <a:graphicData uri="http://schemas.openxmlformats.org/drawingml/2006/picture">
                 <pic:pic>
                   <pic:nvPicPr>
-                    <pic:cNvPr id="0" name="image12.png"/>
+                    <pic:cNvPr id="0" name="image20.png"/>
                     <pic:cNvPicPr preferRelativeResize="0"/>
                   </pic:nvPicPr>
                   <pic:blipFill>
@@ -3609,12 +3728,12 @@
           <wp:inline distB="114300" distT="114300" distL="114300" distR="114300">
             <wp:extent cx="6192210" cy="2286000"/>
             <wp:effectExtent b="0" l="0" r="0" t="0"/>
-            <wp:docPr id="25" name="image18.png"/>
+            <wp:docPr id="25" name="image26.png"/>
             <a:graphic>
               <a:graphicData uri="http://schemas.openxmlformats.org/drawingml/2006/picture">
                 <pic:pic>
                   <pic:nvPicPr>
-                    <pic:cNvPr id="0" name="image18.png"/>
+                    <pic:cNvPr id="0" name="image26.png"/>
                     <pic:cNvPicPr preferRelativeResize="0"/>
                   </pic:nvPicPr>
                   <pic:blipFill>
@@ -3668,12 +3787,12 @@
           <wp:inline distB="114300" distT="114300" distL="114300" distR="114300">
             <wp:extent cx="6192210" cy="2260600"/>
             <wp:effectExtent b="0" l="0" r="0" t="0"/>
-            <wp:docPr id="20" name="image9.png"/>
+            <wp:docPr id="20" name="image1.png"/>
             <a:graphic>
               <a:graphicData uri="http://schemas.openxmlformats.org/drawingml/2006/picture">
                 <pic:pic>
                   <pic:nvPicPr>
-                    <pic:cNvPr id="0" name="image9.png"/>
+                    <pic:cNvPr id="0" name="image1.png"/>
                     <pic:cNvPicPr preferRelativeResize="0"/>
                   </pic:nvPicPr>
                   <pic:blipFill>
@@ -3752,12 +3871,12 @@
           <wp:inline distB="114300" distT="114300" distL="114300" distR="114300">
             <wp:extent cx="6192210" cy="1295400"/>
             <wp:effectExtent b="0" l="0" r="0" t="0"/>
-            <wp:docPr id="8" name="image5.png"/>
+            <wp:docPr id="8" name="image2.png"/>
             <a:graphic>
               <a:graphicData uri="http://schemas.openxmlformats.org/drawingml/2006/picture">
                 <pic:pic>
                   <pic:nvPicPr>
-                    <pic:cNvPr id="0" name="image5.png"/>
+                    <pic:cNvPr id="0" name="image2.png"/>
                     <pic:cNvPicPr preferRelativeResize="0"/>
                   </pic:nvPicPr>
                   <pic:blipFill>
@@ -3833,12 +3952,12 @@
           <wp:inline distB="114300" distT="114300" distL="114300" distR="114300">
             <wp:extent cx="6192210" cy="647700"/>
             <wp:effectExtent b="0" l="0" r="0" t="0"/>
-            <wp:docPr id="13" name="image7.png"/>
+            <wp:docPr id="13" name="image27.png"/>
             <a:graphic>
               <a:graphicData uri="http://schemas.openxmlformats.org/drawingml/2006/picture">
                 <pic:pic>
                   <pic:nvPicPr>
-                    <pic:cNvPr id="0" name="image7.png"/>
+                    <pic:cNvPr id="0" name="image27.png"/>
                     <pic:cNvPicPr preferRelativeResize="0"/>
                   </pic:nvPicPr>
                   <pic:blipFill>
@@ -3903,12 +4022,12 @@
           <wp:inline distB="114300" distT="114300" distL="114300" distR="114300">
             <wp:extent cx="6192210" cy="1930400"/>
             <wp:effectExtent b="0" l="0" r="0" t="0"/>
-            <wp:docPr id="3" name="image8.png"/>
+            <wp:docPr id="3" name="image3.png"/>
             <a:graphic>
               <a:graphicData uri="http://schemas.openxmlformats.org/drawingml/2006/picture">
                 <pic:pic>
                   <pic:nvPicPr>
-                    <pic:cNvPr id="0" name="image8.png"/>
+                    <pic:cNvPr id="0" name="image3.png"/>
                     <pic:cNvPicPr preferRelativeResize="0"/>
                   </pic:nvPicPr>
                   <pic:blipFill>
@@ -3996,12 +4115,12 @@
           <wp:inline distB="114300" distT="114300" distL="114300" distR="114300">
             <wp:extent cx="6192210" cy="2311400"/>
             <wp:effectExtent b="0" l="0" r="0" t="0"/>
-            <wp:docPr id="6" name="image26.png"/>
+            <wp:docPr id="6" name="image18.png"/>
             <a:graphic>
               <a:graphicData uri="http://schemas.openxmlformats.org/drawingml/2006/picture">
                 <pic:pic>
                   <pic:nvPicPr>
-                    <pic:cNvPr id="0" name="image26.png"/>
+                    <pic:cNvPr id="0" name="image18.png"/>
                     <pic:cNvPicPr preferRelativeResize="0"/>
                   </pic:nvPicPr>
                   <pic:blipFill>
@@ -4085,12 +4204,12 @@
           <wp:inline distB="114300" distT="114300" distL="114300" distR="114300">
             <wp:extent cx="6192210" cy="1435100"/>
             <wp:effectExtent b="0" l="0" r="0" t="0"/>
-            <wp:docPr id="10" name="image4.png"/>
+            <wp:docPr id="10" name="image21.png"/>
             <a:graphic>
               <a:graphicData uri="http://schemas.openxmlformats.org/drawingml/2006/picture">
                 <pic:pic>
                   <pic:nvPicPr>
-                    <pic:cNvPr id="0" name="image4.png"/>
+                    <pic:cNvPr id="0" name="image21.png"/>
                     <pic:cNvPicPr preferRelativeResize="0"/>
                   </pic:nvPicPr>
                   <pic:blipFill>
@@ -4172,6 +4291,7 @@
         <w:rPr>
           <w:rFonts w:ascii="Pacifico" w:cs="Pacifico" w:eastAsia="Pacifico" w:hAnsi="Pacifico"/>
           <w:b w:val="1"/>
+          <w:bCs w:val="1"/>
           <w:sz w:val="20"/>
           <w:szCs w:val="20"/>
           <w:rtl w:val="0"/>
@@ -4182,6 +4302,7 @@
         <w:rPr>
           <w:rFonts w:ascii="Arimo" w:cs="Arimo" w:eastAsia="Arimo" w:hAnsi="Arimo"/>
           <w:b w:val="1"/>
+          <w:bCs w:val="1"/>
           <w:sz w:val="20"/>
           <w:szCs w:val="20"/>
           <w:rtl w:val="0"/>
@@ -4191,6 +4312,7 @@
       <w:r>
         <w:rPr>
           <w:b w:val="1"/>
+          <w:bCs w:val="1"/>
           <w:rtl w:val="0"/>
         </w:rPr>
         <w:t xml:space="preserve">Atenció: </w:t>
@@ -4230,12 +4352,12 @@
           <wp:inline distB="114300" distT="114300" distL="114300" distR="114300">
             <wp:extent cx="6192210" cy="1270000"/>
             <wp:effectExtent b="0" l="0" r="0" t="0"/>
-            <wp:docPr id="4" name="image23.png"/>
+            <wp:docPr id="4" name="image11.png"/>
             <a:graphic>
               <a:graphicData uri="http://schemas.openxmlformats.org/drawingml/2006/picture">
                 <pic:pic>
                   <pic:nvPicPr>
-                    <pic:cNvPr id="0" name="image23.png"/>
+                    <pic:cNvPr id="0" name="image11.png"/>
                     <pic:cNvPicPr preferRelativeResize="0"/>
                   </pic:nvPicPr>
                   <pic:blipFill>
@@ -4380,12 +4502,12 @@
           <wp:inline distB="114300" distT="114300" distL="114300" distR="114300">
             <wp:extent cx="5245418" cy="2356403"/>
             <wp:effectExtent b="0" l="0" r="0" t="0"/>
-            <wp:docPr id="2" name="image6.png"/>
+            <wp:docPr id="2" name="image14.png"/>
             <a:graphic>
               <a:graphicData uri="http://schemas.openxmlformats.org/drawingml/2006/picture">
                 <pic:pic>
                   <pic:nvPicPr>
-                    <pic:cNvPr id="0" name="image6.png"/>
+                    <pic:cNvPr id="0" name="image14.png"/>
                     <pic:cNvPicPr preferRelativeResize="0"/>
                   </pic:nvPicPr>
                   <pic:blipFill>
@@ -4450,12 +4572,12 @@
           <wp:inline distB="114300" distT="114300" distL="114300" distR="114300">
             <wp:extent cx="6192210" cy="2755900"/>
             <wp:effectExtent b="0" l="0" r="0" t="0"/>
-            <wp:docPr id="12" name="image20.png"/>
+            <wp:docPr id="12" name="image10.png"/>
             <a:graphic>
               <a:graphicData uri="http://schemas.openxmlformats.org/drawingml/2006/picture">
                 <pic:pic>
                   <pic:nvPicPr>
-                    <pic:cNvPr id="0" name="image20.png"/>
+                    <pic:cNvPr id="0" name="image10.png"/>
                     <pic:cNvPicPr preferRelativeResize="0"/>
                   </pic:nvPicPr>
                   <pic:blipFill>
@@ -4538,6 +4660,7 @@
       <w:r>
         <w:rPr>
           <w:b w:val="1"/>
+          <w:bCs w:val="1"/>
           <w:rtl w:val="0"/>
         </w:rPr>
         <w:t xml:space="preserve">Websites i comerç electrònic</w:t>
@@ -4559,6 +4682,7 @@
       <w:r>
         <w:rPr>
           <w:b w:val="1"/>
+          <w:bCs w:val="1"/>
           <w:rtl w:val="0"/>
         </w:rPr>
         <w:t xml:space="preserve">Comerç electrònic: </w:t>
@@ -4586,6 +4710,7 @@
       <w:r>
         <w:rPr>
           <w:b w:val="1"/>
+          <w:bCs w:val="1"/>
           <w:rtl w:val="0"/>
         </w:rPr>
         <w:t xml:space="preserve">Website Builder</w:t>
@@ -4613,6 +4738,7 @@
       <w:r>
         <w:rPr>
           <w:b w:val="1"/>
+          <w:bCs w:val="1"/>
           <w:rtl w:val="0"/>
         </w:rPr>
         <w:t xml:space="preserve">Esdeveniments: </w:t>
@@ -4640,6 +4766,7 @@
       <w:r>
         <w:rPr>
           <w:b w:val="1"/>
+          <w:bCs w:val="1"/>
           <w:rtl w:val="0"/>
         </w:rPr>
         <w:t xml:space="preserve">Mètode de pagament Paypal</w:t>
@@ -4667,6 +4794,7 @@
       <w:r>
         <w:rPr>
           <w:b w:val="1"/>
+          <w:bCs w:val="1"/>
           <w:rtl w:val="0"/>
         </w:rPr>
         <w:t xml:space="preserve">Relació amb els clients</w:t>
@@ -4688,6 +4816,7 @@
       <w:r>
         <w:rPr>
           <w:b w:val="1"/>
+          <w:bCs w:val="1"/>
           <w:rtl w:val="0"/>
         </w:rPr>
         <w:t xml:space="preserve">CRM: </w:t>
@@ -4715,6 +4844,7 @@
       <w:r>
         <w:rPr>
           <w:b w:val="1"/>
+          <w:bCs w:val="1"/>
           <w:rtl w:val="0"/>
         </w:rPr>
         <w:t xml:space="preserve">Cites: </w:t>
@@ -4747,6 +4877,7 @@
       <w:r>
         <w:rPr>
           <w:b w:val="1"/>
+          <w:bCs w:val="1"/>
           <w:rtl w:val="0"/>
         </w:rPr>
         <w:t xml:space="preserve">Màrqueting per email/SMS</w:t>
@@ -4774,6 +4905,7 @@
       <w:r>
         <w:rPr>
           <w:b w:val="1"/>
+          <w:bCs w:val="1"/>
           <w:rtl w:val="0"/>
         </w:rPr>
         <w:t xml:space="preserve">Signar: </w:t>
@@ -4796,11 +4928,13 @@
         <w:ind w:left="720" w:hanging="360"/>
         <w:rPr>
           <w:b w:val="1"/>
+          <w:bCs w:val="1"/>
         </w:rPr>
       </w:pPr>
       <w:r>
         <w:rPr>
           <w:b w:val="1"/>
+          <w:bCs w:val="1"/>
           <w:rtl w:val="0"/>
         </w:rPr>
         <w:t xml:space="preserve">Relació amb els empleats:</w:t>
@@ -4819,6 +4953,7 @@
       <w:r>
         <w:rPr>
           <w:b w:val="1"/>
+          <w:bCs w:val="1"/>
           <w:rtl w:val="0"/>
         </w:rPr>
         <w:t xml:space="preserve">Calendari: </w:t>
@@ -4846,6 +4981,7 @@
       <w:r>
         <w:rPr>
           <w:b w:val="1"/>
+          <w:bCs w:val="1"/>
           <w:rtl w:val="0"/>
         </w:rPr>
         <w:t xml:space="preserve">Despeses: </w:t>
@@ -4870,6 +5006,7 @@
       <w:r>
         <w:rPr>
           <w:b w:val="1"/>
+          <w:bCs w:val="1"/>
           <w:rtl w:val="0"/>
         </w:rPr>
         <w:t xml:space="preserve">Planificació</w:t>
@@ -4900,6 +5037,7 @@
       <w:r>
         <w:rPr>
           <w:b w:val="1"/>
+          <w:bCs w:val="1"/>
           <w:rtl w:val="0"/>
         </w:rPr>
         <w:t xml:space="preserve">Projecte: </w:t>
@@ -4924,6 +5062,7 @@
       <w:r>
         <w:rPr>
           <w:b w:val="1"/>
+          <w:bCs w:val="1"/>
           <w:rtl w:val="0"/>
         </w:rPr>
         <w:t xml:space="preserve">Codi de barres:</w:t>
@@ -4951,6 +5090,7 @@
       <w:r>
         <w:rPr>
           <w:b w:val="1"/>
+          <w:bCs w:val="1"/>
           <w:rtl w:val="0"/>
         </w:rPr>
         <w:t xml:space="preserve">Manteniment: </w:t>
@@ -5065,6 +5205,7 @@
       <w:r>
         <w:rPr>
           <w:b w:val="1"/>
+          <w:bCs w:val="1"/>
           <w:sz w:val="20"/>
           <w:szCs w:val="20"/>
           <w:rtl w:val="0"/>
@@ -5074,6 +5215,7 @@
       <w:r>
         <w:rPr>
           <w:b w:val="1"/>
+          <w:bCs w:val="1"/>
           <w:rtl w:val="0"/>
         </w:rPr>
         <w:t xml:space="preserve"> Interessant: </w:t>
@@ -5155,11 +5297,13 @@
         <w:ind w:left="720" w:hanging="360"/>
         <w:rPr>
           <w:b w:val="1"/>
+          <w:bCs w:val="1"/>
         </w:rPr>
       </w:pPr>
       <w:r>
         <w:rPr>
           <w:b w:val="1"/>
+          <w:bCs w:val="1"/>
           <w:rtl w:val="0"/>
         </w:rPr>
         <w:t xml:space="preserve">Sistema base d’Odoo.</w:t>
@@ -5176,11 +5320,13 @@
         <w:ind w:left="720" w:hanging="360"/>
         <w:rPr>
           <w:b w:val="1"/>
+          <w:bCs w:val="1"/>
         </w:rPr>
       </w:pPr>
       <w:r>
         <w:rPr>
           <w:b w:val="1"/>
+          <w:bCs w:val="1"/>
           <w:rtl w:val="0"/>
         </w:rPr>
         <w:t xml:space="preserve">Contingut de la base de dades PostgreSQL.</w:t>
@@ -5202,6 +5348,7 @@
       <w:r>
         <w:rPr>
           <w:b w:val="1"/>
+          <w:bCs w:val="1"/>
           <w:rtl w:val="0"/>
         </w:rPr>
         <w:t xml:space="preserve">Fitxer configuració d’Odoo</w:t>
@@ -5229,6 +5376,7 @@
       <w:r>
         <w:rPr>
           <w:b w:val="1"/>
+          <w:bCs w:val="1"/>
           <w:rtl w:val="0"/>
         </w:rPr>
         <w:t xml:space="preserve">Contingut de les carpetes</w:t>
@@ -5256,6 +5404,7 @@
       <w:r>
         <w:rPr>
           <w:b w:val="1"/>
+          <w:bCs w:val="1"/>
           <w:rtl w:val="0"/>
         </w:rPr>
         <w:t xml:space="preserve">"addons"</w:t>
@@ -5283,6 +5432,7 @@
       <w:r>
         <w:rPr>
           <w:b w:val="1"/>
+          <w:bCs w:val="1"/>
           <w:rtl w:val="0"/>
         </w:rPr>
         <w:t xml:space="preserve">"Sessions", </w:t>
@@ -5316,6 +5466,7 @@
       <w:r>
         <w:rPr>
           <w:b w:val="1"/>
+          <w:bCs w:val="1"/>
           <w:rtl w:val="0"/>
         </w:rPr>
         <w:t xml:space="preserve">"Firestore", </w:t>
@@ -5377,6 +5528,7 @@
       <w:r>
         <w:rPr>
           <w:b w:val="1"/>
+          <w:bCs w:val="1"/>
           <w:rtl w:val="0"/>
         </w:rPr>
         <w:t xml:space="preserve">Còpia de seguretat:</w:t>
@@ -5404,6 +5556,7 @@
       <w:r>
         <w:rPr>
           <w:b w:val="1"/>
+          <w:bCs w:val="1"/>
           <w:rtl w:val="0"/>
         </w:rPr>
         <w:t xml:space="preserve">Migració de servidor, mateixa versió d’Odoo:</w:t>
@@ -5431,6 +5584,7 @@
       <w:r>
         <w:rPr>
           <w:b w:val="1"/>
+          <w:bCs w:val="1"/>
           <w:rtl w:val="0"/>
         </w:rPr>
         <w:t xml:space="preserve">Migració entre versions d'Odoo:</w:t>
@@ -5642,12 +5796,14 @@
         <w:pageBreakBefore w:val="0"/>
         <w:rPr>
           <w:b w:val="1"/>
+          <w:bCs w:val="1"/>
           <w:u w:val="single"/>
         </w:rPr>
       </w:pPr>
       <w:r>
         <w:rPr>
           <w:b w:val="1"/>
+          <w:bCs w:val="1"/>
           <w:u w:val="single"/>
           <w:rtl w:val="0"/>
         </w:rPr>
@@ -5687,12 +5843,14 @@
         <w:pageBreakBefore w:val="0"/>
         <w:rPr>
           <w:b w:val="1"/>
+          <w:bCs w:val="1"/>
           <w:u w:val="single"/>
         </w:rPr>
       </w:pPr>
       <w:r>
         <w:rPr>
           <w:b w:val="1"/>
+          <w:bCs w:val="1"/>
           <w:u w:val="single"/>
           <w:rtl w:val="0"/>
         </w:rPr>
@@ -6660,7 +6818,9 @@
       <w:rPr>
         <w:rFonts w:ascii="Tahoma" w:cs="Tahoma" w:eastAsia="Tahoma" w:hAnsi="Tahoma"/>
         <w:b w:val="0"/>
+        <w:bCs w:val="0"/>
         <w:i w:val="0"/>
+        <w:iCs w:val="0"/>
         <w:smallCaps w:val="1"/>
         <w:strike w:val="0"/>
         <w:color w:val="999966"/>
@@ -6675,7 +6835,9 @@
       <w:rPr>
         <w:rFonts w:ascii="Tahoma" w:cs="Tahoma" w:eastAsia="Tahoma" w:hAnsi="Tahoma"/>
         <w:b w:val="0"/>
+        <w:bCs w:val="0"/>
         <w:i w:val="0"/>
+        <w:iCs w:val="0"/>
         <w:smallCaps w:val="1"/>
         <w:strike w:val="0"/>
         <w:color w:val="999966"/>
@@ -6703,7 +6865,9 @@
       <w:rPr>
         <w:rFonts w:ascii="Tahoma" w:cs="Tahoma" w:eastAsia="Tahoma" w:hAnsi="Tahoma"/>
         <w:b w:val="0"/>
+        <w:bCs w:val="0"/>
         <w:i w:val="0"/>
+        <w:iCs w:val="0"/>
         <w:smallCaps w:val="1"/>
         <w:strike w:val="0"/>
         <w:color w:val="999966"/>
@@ -6732,7 +6896,9 @@
       <w:rPr>
         <w:rFonts w:ascii="Tahoma" w:cs="Tahoma" w:eastAsia="Tahoma" w:hAnsi="Tahoma"/>
         <w:b w:val="0"/>
+        <w:bCs w:val="0"/>
         <w:i w:val="0"/>
+        <w:iCs w:val="0"/>
         <w:smallCaps w:val="1"/>
         <w:strike w:val="0"/>
         <w:color w:val="999966"/>
@@ -6749,7 +6915,9 @@
       <w:rPr>
         <w:rFonts w:ascii="Tahoma" w:cs="Tahoma" w:eastAsia="Tahoma" w:hAnsi="Tahoma"/>
         <w:b w:val="0"/>
+        <w:bCs w:val="0"/>
         <w:i w:val="0"/>
+        <w:iCs w:val="0"/>
         <w:smallCaps w:val="1"/>
         <w:strike w:val="0"/>
         <w:color w:val="999966"/>
@@ -6790,7 +6958,9 @@
       <w:rPr>
         <w:rFonts w:ascii="Tahoma" w:cs="Tahoma" w:eastAsia="Tahoma" w:hAnsi="Tahoma"/>
         <w:b w:val="0"/>
+        <w:bCs w:val="0"/>
         <w:i w:val="0"/>
+        <w:iCs w:val="0"/>
         <w:smallCaps w:val="1"/>
         <w:strike w:val="0"/>
         <w:color w:val="999966"/>
@@ -6856,7 +7026,9 @@
       <w:rPr>
         <w:rFonts w:ascii="Tahoma" w:cs="Tahoma" w:eastAsia="Tahoma" w:hAnsi="Tahoma"/>
         <w:b w:val="0"/>
+        <w:bCs w:val="0"/>
         <w:i w:val="0"/>
+        <w:iCs w:val="0"/>
         <w:smallCaps w:val="1"/>
         <w:strike w:val="0"/>
         <w:color w:val="999966"/>
@@ -6886,7 +7058,9 @@
       <w:rPr>
         <w:rFonts w:ascii="Tahoma" w:cs="Tahoma" w:eastAsia="Tahoma" w:hAnsi="Tahoma"/>
         <w:b w:val="0"/>
+        <w:bCs w:val="0"/>
         <w:i w:val="0"/>
+        <w:iCs w:val="0"/>
         <w:smallCaps w:val="1"/>
         <w:strike w:val="0"/>
         <w:color w:val="999966"/>
@@ -8092,6 +8266,7 @@
     <w:rPr>
       <w:rFonts w:ascii="Arial" w:cs="Arial" w:eastAsia="Arial" w:hAnsi="Arial"/>
       <w:b w:val="0"/>
+      <w:bCs w:val="0"/>
       <w:smallCaps w:val="0"/>
       <w:color w:val="669966"/>
       <w:sz w:val="22"/>
@@ -8112,7 +8287,9 @@
     <w:rPr>
       <w:rFonts w:ascii="Arial" w:cs="Arial" w:eastAsia="Arial" w:hAnsi="Arial"/>
       <w:b w:val="1"/>
+      <w:bCs w:val="1"/>
       <w:i w:val="1"/>
+      <w:iCs w:val="1"/>
       <w:smallCaps w:val="0"/>
       <w:sz w:val="21"/>
       <w:szCs w:val="21"/>
@@ -8133,6 +8310,7 @@
     <w:rPr>
       <w:rFonts w:ascii="Arial" w:cs="Arial" w:eastAsia="Arial" w:hAnsi="Arial"/>
       <w:b w:val="1"/>
+      <w:bCs w:val="1"/>
       <w:smallCaps w:val="1"/>
       <w:sz w:val="24"/>
       <w:szCs w:val="24"/>
@@ -8150,6 +8328,7 @@
     </w:pPr>
     <w:rPr>
       <w:b w:val="1"/>
+      <w:bCs w:val="1"/>
       <w:sz w:val="20"/>
       <w:szCs w:val="20"/>
     </w:rPr>
@@ -8166,6 +8345,7 @@
     </w:pPr>
     <w:rPr>
       <w:b w:val="1"/>
+      <w:bCs w:val="1"/>
       <w:sz w:val="72"/>
       <w:szCs w:val="72"/>
     </w:rPr>
@@ -8183,6 +8363,7 @@
     <w:rPr>
       <w:rFonts w:ascii="Georgia" w:cs="Georgia" w:eastAsia="Georgia" w:hAnsi="Georgia"/>
       <w:i w:val="1"/>
+      <w:iCs w:val="1"/>
       <w:color w:val="666666"/>
       <w:sz w:val="48"/>
       <w:szCs w:val="48"/>
